--- a/src/Layers/W1/BaseApp/Finance/Deferral/DeferralSummaryPurchasing.docx
+++ b/src/Layers/W1/BaseApp/Finance/Deferral/DeferralSummaryPurchasing.docx
@@ -5705,123 +5705,632 @@
 </we:webextension>
 </file>
 
-<file path=customXml/item2.xml><?xml version="1.0" encoding="utf-8"?>
-<NavWordReportXmlPart xmlns="urn:microsoft-dynamics-nav/reports/Deferral_Summary_Purchasing/1702/">
-  <BCReportInformation>
-    <ReportMetadata>
-      <ExtensionId>Extension ID</ExtensionId>
-      <ExtensionName>Extension Name</ExtensionName>
-      <ExtensionPublisher>Extension Publisher</ExtensionPublisher>
-      <ExtensionVersion>Extension Version</ExtensionVersion>
-      <ReportId>Report ID</ReportId>
-      <ReportName>Report Name</ReportName>
-      <AboutThisReportTitle>About This Report Title</AboutThisReportTitle>
-      <AboutThisReportText>About This Report Text</AboutThisReportText>
-      <ReportHelpLink>Report Help Link</ReportHelpLink>
-    </ReportMetadata>
-    <ReportRequest>
-      <TenantEntraId>Tenant Entra Id</TenantEntraId>
-      <EnvironmentName>Environment Name</EnvironmentName>
-      <EnvironmentType>Environment Type</EnvironmentType>
-      <CompanyName>Company Name</CompanyName>
-      <CompanyDisplayName>Company Display Name</CompanyDisplayName>
-      <CompanyId>Company ID</CompanyId>
-      <UserName>User Name</UserName>
-      <DateAndTime>Date and Time</DateAndTime>
-      <Language>Language</Language>
-      <FormatRegion>Format Region</FormatRegion>
-      <DateTimeValues>
-        <Year>Year</Year>
-        <MonthNumber>Month Number</MonthNumber>
-        <DayNumber>Day Number</DayNumber>
-        <Hour>Hour</Hour>
-        <Minute>Minute</Minute>
-      </DateTimeValues>
-    </ReportRequest>
-  </BCReportInformation>
-  <Labels>
-    <AboutTheReportLabel>AboutTheReportLabel</AboutTheReportLabel>
-    <AcctNameCaption>AcctNameCaption</AcctNameCaption>
-    <AmountRecognizedCaption>AmountRecognizedCaption</AmountRecognizedCaption>
-    <BalAsOfDateCaption>BalAsOfDateCaption</BalAsOfDateCaption>
-    <CompanyLabel>CompanyLabel</CompanyLabel>
-    <DataRetrieved>DataRetrieved</DataRetrieved>
-    <DeferralAccountCaption>DeferralAccountCaption</DeferralAccountCaption>
-    <DeferralSummaryPurchLabel>DeferralSummaryPurchLabel</DeferralSummaryPurchLabel>
-    <DeferralSummaryPurchPrint>DeferralSummaryPurchPrint</DeferralSummaryPurchPrint>
-    <DefStartDateCaption>DefStartDateCaption</DefStartDateCaption>
-    <DefSummaryPurchAnalysis>DefSummaryPurchAnalysis</DefSummaryPurchAnalysis>
-    <DescCaption>DescCaption</DescCaption>
-    <DocNoCaption>DocNoCaption</DocNoCaption>
-    <DocTypeCaption>DocTypeCaption</DocTypeCaption>
-    <Document_NoCaption>Document_NoCaption</Document_NoCaption>
-    <Document_TypeCaption>Document_TypeCaption</Document_TypeCaption>
-    <DocumentationLabel>DocumentationLabel</DocumentationLabel>
-    <EntryNoCaption>EntryNoCaption</EntryNoCaption>
-    <EnvironmentLabel>EnvironmentLabel</EnvironmentLabel>
-    <LineDescCaption>LineDescCaption</LineDescCaption>
-    <LineNoCaption>LineNoCaption</LineNoCaption>
-    <LineTypeCaption>LineTypeCaption</LineTypeCaption>
-    <NoOfPeriodsCaption>NoOfPeriodsCaption</NoOfPeriodsCaption>
-    <NumOfPeriodsCaption>NumOfPeriodsCaption</NumOfPeriodsCaption>
-    <PostingDateCaption>PostingDateCaption</PostingDateCaption>
-    <RemAmountDefCaption>RemAmountDefCaption</RemAmountDefCaption>
-    <ReportNameLabel>ReportNameLabel</ReportNameLabel>
-    <RunOnLabel>RunOnLabel</RunOnLabel>
-    <TotalAmountDefCaption>TotalAmountDefCaption</TotalAmountDefCaption>
-    <UserLabel>UserLabel</UserLabel>
-    <VendNameCaption>VendNameCaption</VendNameCaption>
-    <VendNoCaption>VendNoCaption</VendNoCaption>
-  </Labels>
-  <Vendor>
-    <AccountNoCaption>AccountNoCaption</AccountNoCaption>
-    <AmtRecognizedCaption>AmtRecognizedCaption</AmtRecognizedCaption>
-    <BalanceAsOfDateCaption>BalanceAsOfDateCaption</BalanceAsOfDateCaption>
-    <BalanceAsOfDateFilter>BalanceAsOfDateFilter</BalanceAsOfDateFilter>
-    <BalanceCaption>BalanceCaption</BalanceCaption>
-    <CompanyName>CompanyName</CompanyName>
-    <DeferralSummaryPurchCaption>DeferralSummaryPurchCaption</DeferralSummaryPurchCaption>
-    <DocumentCaption>DocumentCaption</DocumentCaption>
-    <DocumentFilter>DocumentFilter</DocumentFilter>
-    <EmptyString>EmptyString</EmptyString>
-    <GLAccTableCaption>GLAccTableCaption</GLAccTableCaption>
-    <GLBalCaption>GLBalCaption</GLBalCaption>
-    <GLFilter>GLFilter</GLFilter>
-    <PageCaption>PageCaption</PageCaption>
-    <PageGroupNo>PageGroupNo</PageGroupNo>
-    <PeriodCaption>PeriodCaption</PeriodCaption>
-    <RemAmtDefCaption>RemAmtDefCaption</RemAmtDefCaption>
-    <TotAmtDefCaption>TotAmtDefCaption</TotAmtDefCaption>
-    <VendorCaption>VendorCaption</VendorCaption>
-    <Posted_Deferral_Header>
-      <AccountName>AccountName</AccountName>
-      <Amount>Amount</Amount>
-      <AmtRecognized>AmtRecognized</AmtRecognized>
-      <DeferralAccount>DeferralAccount</DeferralAccount>
-      <DeferralStartDate>DeferralStartDate</DeferralStartDate>
-      <DocumentType>DocumentType</DocumentType>
-      <DocumentTypeString>DocumentTypeString</DocumentTypeString>
-      <Document_No>Document_No</Document_No>
-      <Document_Type>Document_Type</Document_Type>
-      <LineDescription>LineDescription</LineDescription>
-      <LineType>LineType</LineType>
-      <Line_No>Line_No</Line_No>
-      <No_GLAcc>No_GLAcc</No_GLAcc>
-      <NumOfPeriods>NumOfPeriods</NumOfPeriods>
-      <PostingDate>PostingDate</PostingDate>
-      <RemainingAmtDeferred>RemainingAmtDeferred</RemainingAmtDeferred>
-      <TotalAmtDeferred>TotalAmtDeferred</TotalAmtDeferred>
-      <VendNo>VendNo</VendNo>
-      <VendorFilter>VendorFilter</VendorFilter>
-      <VendorName>VendorName</VendorName>
-    </Posted_Deferral_Header>
-    <Totals>
-      <SumAmtRecognized>SumAmtRecognized</SumAmtRecognized>
-      <SumRemainingAmtDeferred>SumRemainingAmtDeferred</SumRemainingAmtDeferred>
-      <SumTotalAmtDeferred>SumTotalAmtDeferred</SumTotalAmtDeferred>
-    </Totals>
-  </Vendor>
-</NavWordReportXmlPart>
+<file path=customXml/item2.xml>��< ? x m l   v e r s i o n = " 1 . 0 "   e n c o d i n g = " u t f - 1 6 " ? > + 
+ < N a v W o r d R e p o r t X m l P a r t   x m l n s = " u r n : m i c r o s o f t - d y n a m i c s - n a v / r e p o r t s / D e f e r r a l _ S u m m a r y _ P u r c h a s i n g / 1 7 0 2 / " > + 
+     < B C R e p o r t I n f o r m a t i o n > + 
+         < R e p o r t M e t a d a t a > + 
+             < E x t e n s i o n I d > E x t e n s i o n   I D < / E x t e n s i o n I d > + 
+             < E x t e n s i o n N a m e > E x t e n s i o n   N a m e < / E x t e n s i o n N a m e > + 
+             < E x t e n s i o n P u b l i s h e r > E x t e n s i o n   P u b l i s h e r < / E x t e n s i o n P u b l i s h e r > + 
+             < E x t e n s i o n V e r s i o n > E x t e n s i o n   V e r s i o n < / E x t e n s i o n V e r s i o n > + 
+             < R e p o r t I d > R e p o r t   I D < / R e p o r t I d > + 
+             < R e p o r t N a m e > R e p o r t   N a m e < / R e p o r t N a m e > + 
+             < A b o u t T h i s R e p o r t T i t l e > A b o u t   T h i s   R e p o r t   T i t l e < / A b o u t T h i s R e p o r t T i t l e > + 
+             < A b o u t T h i s R e p o r t T e x t > A b o u t   T h i s   R e p o r t   T e x t < / A b o u t T h i s R e p o r t T e x t > + 
+             < R e p o r t H e l p L i n k > R e p o r t   H e l p   L i n k < / R e p o r t H e l p L i n k > + 
+         < / R e p o r t M e t a d a t a > + 
+         < R e p o r t R e q u e s t > + 
+             < T e n a n t E n t r a I d > T e n a n t   E n t r a   I d < / T e n a n t E n t r a I d > + 
+             < E n v i r o n m e n t N a m e > E n v i r o n m e n t   N a m e < / E n v i r o n m e n t N a m e > + 
+             < E n v i r o n m e n t T y p e > E n v i r o n m e n t   T y p e < / E n v i r o n m e n t T y p e > + 
+             < C o m p a n y N a m e > C o m p a n y   N a m e < / C o m p a n y N a m e > + 
+             < C o m p a n y D i s p l a y N a m e > C o m p a n y   D i s p l a y   N a m e < / C o m p a n y D i s p l a y N a m e > + 
+             < C o m p a n y I d > C o m p a n y   I D < / C o m p a n y I d > + 
+             < U s e r N a m e > U s e r   N a m e < / U s e r N a m e > + 
+             < D a t e A n d T i m e > D a t e   a n d   T i m e < / D a t e A n d T i m e > + 
+             < L a n g u a g e > L a n g u a g e < / L a n g u a g e > + 
+             < F o r m a t R e g i o n > F o r m a t   R e g i o n < / F o r m a t R e g i o n > + 
+             < D a t e T i m e V a l u e s > + 
+                 < Y e a r > Y e a r < / Y e a r > + 
+                 < M o n t h N u m b e r > M o n t h   N u m b e r < / M o n t h N u m b e r > + 
+                 < D a y N u m b e r > D a y   N u m b e r < / D a y N u m b e r > + 
+                 < H o u r > H o u r < / H o u r > + 
+                 < M i n u t e > M i n u t e < / M i n u t e > + 
+             < / D a t e T i m e V a l u e s > + 
+         < / R e p o r t R e q u e s t > + 
+         < C o m p a n y M e t a d a t a > + 
+             < C o m p a n y N a m e > C o m p a n y   N a m e < / C o m p a n y N a m e > + 
+             < C o m p a n y D i s p l a y N a m e > C o m p a n y   D i s p l a y   N a m e < / C o m p a n y D i s p l a y N a m e > + 
+             < C o m p a n y A d d r e s s L i n e s > + 
+                 < C o m p a n y A d d r e s s L i n e > C o m p a n y   A d d r e s s   L i n e   1 < / C o m p a n y A d d r e s s L i n e > + 
+                 < C o m p a n y A d d r e s s L i n e > C o m p a n y   A d d r e s s   L i n e   2 < / C o m p a n y A d d r e s s L i n e > + 
+                 < C o m p a n y A d d r e s s L i n e > C o m p a n y   A d d r e s s   L i n e   3 < / C o m p a n y A d d r e s s L i n e > + 
+                 < C o m p a n y A d d r e s s L i n e > C o m p a n y   A d d r e s s   L i n e   4 < / C o m p a n y A d d r e s s L i n e > + 
+                 < C o m p a n y A d d r e s s L i n e > C o m p a n y   A d d r e s s   L i n e   5 < / C o m p a n y A d d r e s s L i n e > + 
+                 < C o m p a n y A d d r e s s L i n e > C o m p a n y   A d d r e s s   L i n e   6 < / C o m p a n y A d d r e s s L i n e > + 
+                 < C o m p a n y A d d r e s s L i n e > C o m p a n y   A d d r e s s   L i n e   7 < / C o m p a n y A d d r e s s L i n e > + 
+                 < C o m p a n y A d d r e s s L i n e > C o m p a n y   A d d r e s s   L i n e   8 < / C o m p a n y A d d r e s s L i n e > + 
+             < / C o m p a n y A d d r e s s L i n e s > + 
+             < C o m p a n y P h o n e > C o m p a n y   P h o n e < / C o m p a n y P h o n e > + 
+             < C o m p a n y P h o n e C a p t i o n > C o m p a n y   P h o n e   C a p t i o n < / C o m p a n y P h o n e C a p t i o n > + 
+             < C o m p a n y F a x N o > C o m p a n y   F a x   N o . < / C o m p a n y F a x N o > + 
+             < C o m p a n y F a x N o C a p t i o n > C o m p a n y   F a x   N o .   C a p t i o n < / C o m p a n y F a x N o C a p t i o n > + 
+             < C o m p a n y E m a i l > C o m p a n y   E m a i l < / C o m p a n y E m a i l > + 
+             < C o m p a n y E m a i l C a p t i o n > C o m p a n y   E m a i l   C a p t i o n < / C o m p a n y E m a i l C a p t i o n > + 
+             < C o m p a n y H o m e P a g e > C o m p a n y   H o m e   P a g e < / C o m p a n y H o m e P a g e > + 
+             < C o m p a n y H o m e P a g e C a p t i o n > C o m p a n y   H o m e   P a g e   C a p t i o n < / C o m p a n y H o m e P a g e C a p t i o n > + 
+             < C o m p a n y L o g o > C o m p a n y   L o g o < / C o m p a n y L o g o > + 
+             < C o m p a n y V A T R e g i s t r a t i o n N o > C o m p a n y   V A T   R e g i s t r a t i o n   N o . < / C o m p a n y V A T R e g i s t r a t i o n N o > + 
+             < C o m p a n y V A T R e g i s t r a t i o n N o C a p t i o n > C o m p a n y   V A T   R e g i s t r a t i o n   N o .   C a p t i o n < / C o m p a n y V A T R e g i s t r a t i o n N o C a p t i o n > + 
+             < C o m p a n y R e g i s t r a t i o n N o > C o m p a n y   R e g i s t r a t i o n   N o . < / C o m p a n y R e g i s t r a t i o n N o > + 
+             < C o m p a n y R e g i s t r a t i o n N o C a p t i o n > C o m p a n y   R e g i s t r a t i o n   N o .   C a p t i o n < / C o m p a n y R e g i s t r a t i o n N o C a p t i o n > + 
+             < C o m p a n y B a n k N a m e > C o m p a n y   B a n k   N a m e < / C o m p a n y B a n k N a m e > + 
+             < C o m p a n y B a n k N a m e C a p t i o n > C o m p a n y   B a n k   N a m e   C a p t i o n < / C o m p a n y B a n k N a m e C a p t i o n > + 
+             < C o m p a n y B a n k A c c o u n t N o > C o m p a n y   B a n k   A c c o u n t   N o . < / C o m p a n y B a n k A c c o u n t N o > + 
+             < C o m p a n y B a n k A c c o u n t N o C a p t i o n > C o m p a n y   B a n k   A c c o u n t   N o .   C a p t i o n < / C o m p a n y B a n k A c c o u n t N o C a p t i o n > + 
+             < C o m p a n y B a n k B r a n c h N o > C o m p a n y   B a n k   B r a n c h   N o . < / C o m p a n y B a n k B r a n c h N o > + 
+             < C o m p a n y B a n k B r a n c h N o C a p t i o n > C o m p a n y   B a n k   B r a n c h   N o .   C a p t i o n < / C o m p a n y B a n k B r a n c h N o C a p t i o n > + 
+             < C o m p a n y I B A N > C o m p a n y   I B A N < / C o m p a n y I B A N > + 
+             < C o m p a n y I B A N C a p t i o n > C o m p a n y   I B A N   C a p t i o n < / C o m p a n y I B A N C a p t i o n > + 
+             < C o m p a n y B a n k S W I F T > C o m p a n y   B a n k   S W I F T < / C o m p a n y B a n k S W I F T > + 
+             < C o m p a n y B a n k S W I F T C a p t i o n > C o m p a n y   B a n k   S W I F T   C a p t i o n < / C o m p a n y B a n k S W I F T C a p t i o n > + 
+             < C o m p a n y G i r o N o > C o m p a n y   G i r o   N o . < / C o m p a n y G i r o N o > + 
+             < C o m p a n y G i r o N o C a p t i o n > C o m p a n y   G i r o   N o .   C a p t i o n < / C o m p a n y G i r o N o C a p t i o n > + 
+         < / C o m p a n y M e t a d a t a > + 
+     < / B C R e p o r t I n f o r m a t i o n > + 
+     < L a b e l s > + 
+         < A b o u t T h e R e p o r t L a b e l > A b o u t T h e R e p o r t L a b e l < / A b o u t T h e R e p o r t L a b e l > + 
+         < A c c t N a m e C a p t i o n > A c c t N a m e C a p t i o n < / A c c t N a m e C a p t i o n > + 
+         < A m o u n t R e c o g n i z e d C a p t i o n > A m o u n t R e c o g n i z e d C a p t i o n < / A m o u n t R e c o g n i z e d C a p t i o n > + 
+         < B a l A s O f D a t e C a p t i o n > B a l A s O f D a t e C a p t i o n < / B a l A s O f D a t e C a p t i o n > + 
+         < C o m p a n y L a b e l > C o m p a n y L a b e l < / C o m p a n y L a b e l > + 
+         < D a t a R e t r i e v e d > D a t a R e t r i e v e d < / D a t a R e t r i e v e d > + 
+         < D e f e r r a l A c c o u n t C a p t i o n > D e f e r r a l A c c o u n t C a p t i o n < / D e f e r r a l A c c o u n t C a p t i o n > + 
+         < D e f e r r a l S u m m a r y P u r c h L a b e l > D e f e r r a l S u m m a r y P u r c h L a b e l < / D e f e r r a l S u m m a r y P u r c h L a b e l > + 
+         < D e f e r r a l S u m m a r y P u r c h P r i n t > D e f e r r a l S u m m a r y P u r c h P r i n t < / D e f e r r a l S u m m a r y P u r c h P r i n t > + 
+         < D e f S t a r t D a t e C a p t i o n > D e f S t a r t D a t e C a p t i o n < / D e f S t a r t D a t e C a p t i o n > + 
+         < D e f S u m m a r y P u r c h A n a l y s i s > D e f S u m m a r y P u r c h A n a l y s i s < / D e f S u m m a r y P u r c h A n a l y s i s > + 
+         < D e s c C a p t i o n > D e s c C a p t i o n < / D e s c C a p t i o n > + 
+         < D o c N o C a p t i o n > D o c N o C a p t i o n < / D o c N o C a p t i o n > + 
+         < D o c T y p e C a p t i o n > D o c T y p e C a p t i o n < / D o c T y p e C a p t i o n > + 
+         < D o c u m e n t _ N o C a p t i o n > D o c u m e n t _ N o C a p t i o n < / D o c u m e n t _ N o C a p t i o n > + 
+         < D o c u m e n t _ T y p e C a p t i o n > D o c u m e n t _ T y p e C a p t i o n < / D o c u m e n t _ T y p e C a p t i o n > + 
+         < D o c u m e n t a t i o n L a b e l > D o c u m e n t a t i o n L a b e l < / D o c u m e n t a t i o n L a b e l > + 
+         < E n t r y N o C a p t i o n > E n t r y N o C a p t i o n < / E n t r y N o C a p t i o n > + 
+         < E n v i r o n m e n t L a b e l > E n v i r o n m e n t L a b e l < / E n v i r o n m e n t L a b e l > + 
+         < L i n e D e s c C a p t i o n > L i n e D e s c C a p t i o n < / L i n e D e s c C a p t i o n > + 
+         < L i n e N o C a p t i o n > L i n e N o C a p t i o n < / L i n e N o C a p t i o n > + 
+         < L i n e T y p e C a p t i o n > L i n e T y p e C a p t i o n < / L i n e T y p e C a p t i o n > + 
+         < N o O f P e r i o d s C a p t i o n > N o O f P e r i o d s C a p t i o n < / N o O f P e r i o d s C a p t i o n > + 
+         < N u m O f P e r i o d s C a p t i o n > N u m O f P e r i o d s C a p t i o n < / N u m O f P e r i o d s C a p t i o n > + 
+         < P o s t i n g D a t e C a p t i o n > P o s t i n g D a t e C a p t i o n < / P o s t i n g D a t e C a p t i o n > + 
+         < R e m A m o u n t D e f C a p t i o n > R e m A m o u n t D e f C a p t i o n < / R e m A m o u n t D e f C a p t i o n > + 
+         < R e p o r t N a m e L a b e l > R e p o r t N a m e L a b e l < / R e p o r t N a m e L a b e l > + 
+         < R u n O n L a b e l > R u n O n L a b e l < / R u n O n L a b e l > + 
+         < T o t a l A m o u n t D e f C a p t i o n > T o t a l A m o u n t D e f C a p t i o n < / T o t a l A m o u n t D e f C a p t i o n > + 
+         < U s e r L a b e l > U s e r L a b e l < / U s e r L a b e l > + 
+         < V e n d N a m e C a p t i o n > V e n d N a m e C a p t i o n < / V e n d N a m e C a p t i o n > + 
+         < V e n d N o C a p t i o n > V e n d N o C a p t i o n < / V e n d N o C a p t i o n > + 
+     < / L a b e l s > + 
+     < V e n d o r > + 
+         < A c c o u n t N o C a p t i o n > A c c o u n t N o C a p t i o n < / A c c o u n t N o C a p t i o n > + 
+         < A m t R e c o g n i z e d C a p t i o n > A m t R e c o g n i z e d C a p t i o n < / A m t R e c o g n i z e d C a p t i o n > + 
+         < B a l a n c e A s O f D a t e C a p t i o n > B a l a n c e A s O f D a t e C a p t i o n < / B a l a n c e A s O f D a t e C a p t i o n > + 
+         < B a l a n c e A s O f D a t e F i l t e r > B a l a n c e A s O f D a t e F i l t e r < / B a l a n c e A s O f D a t e F i l t e r > + 
+         < B a l a n c e C a p t i o n > B a l a n c e C a p t i o n < / B a l a n c e C a p t i o n > + 
+         < C o m p a n y N a m e > C o m p a n y N a m e < / C o m p a n y N a m e > + 
+         < D e f e r r a l S u m m a r y P u r c h C a p t i o n > D e f e r r a l S u m m a r y P u r c h C a p t i o n < / D e f e r r a l S u m m a r y P u r c h C a p t i o n > + 
+         < D o c u m e n t C a p t i o n > D o c u m e n t C a p t i o n < / D o c u m e n t C a p t i o n > + 
+         < D o c u m e n t F i l t e r > D o c u m e n t F i l t e r < / D o c u m e n t F i l t e r > + 
+         < E m p t y S t r i n g > E m p t y S t r i n g < / E m p t y S t r i n g > + 
+         < G L A c c T a b l e C a p t i o n > G L A c c T a b l e C a p t i o n < / G L A c c T a b l e C a p t i o n > + 
+         < G L B a l C a p t i o n > G L B a l C a p t i o n < / G L B a l C a p t i o n > + 
+         < G L F i l t e r > G L F i l t e r < / G L F i l t e r > + 
+         < P a g e C a p t i o n > P a g e C a p t i o n < / P a g e C a p t i o n > + 
+         < P a g e G r o u p N o > P a g e G r o u p N o < / P a g e G r o u p N o > + 
+         < P e r i o d C a p t i o n > P e r i o d C a p t i o n < / P e r i o d C a p t i o n > + 
+         < R e m A m t D e f C a p t i o n > R e m A m t D e f C a p t i o n < / R e m A m t D e f C a p t i o n > + 
+         < T o t A m t D e f C a p t i o n > T o t A m t D e f C a p t i o n < / T o t A m t D e f C a p t i o n > + 
+         < V e n d o r C a p t i o n > V e n d o r C a p t i o n < / V e n d o r C a p t i o n > + 
+         < P o s t e d _ D e f e r r a l _ H e a d e r > + 
+             < A c c o u n t N a m e > A c c o u n t N a m e < / A c c o u n t N a m e > + 
+             < A m o u n t > A m o u n t < / A m o u n t > + 
+             < A m t R e c o g n i z e d > A m t R e c o g n i z e d < / A m t R e c o g n i z e d > + 
+             < D e f e r r a l A c c o u n t > D e f e r r a l A c c o u n t < / D e f e r r a l A c c o u n t > + 
+             < D e f e r r a l S t a r t D a t e > D e f e r r a l S t a r t D a t e < / D e f e r r a l S t a r t D a t e > + 
+             < D o c u m e n t T y p e > D o c u m e n t T y p e < / D o c u m e n t T y p e > + 
+             < D o c u m e n t T y p e S t r i n g > D o c u m e n t T y p e S t r i n g < / D o c u m e n t T y p e S t r i n g > + 
+             < D o c u m e n t _ N o > D o c u m e n t _ N o < / D o c u m e n t _ N o > + 
+             < D o c u m e n t _ T y p e > D o c u m e n t _ T y p e < / D o c u m e n t _ T y p e > + 
+             < L i n e D e s c r i p t i o n > L i n e D e s c r i p t i o n < / L i n e D e s c r i p t i o n > + 
+             < L i n e T y p e > L i n e T y p e < / L i n e T y p e > + 
+             < L i n e _ N o > L i n e _ N o < / L i n e _ N o > + 
+             < N o _ G L A c c > N o _ G L A c c < / N o _ G L A c c > + 
+             < N u m O f P e r i o d s > N u m O f P e r i o d s < / N u m O f P e r i o d s > + 
+             < P o s t i n g D a t e > P o s t i n g D a t e < / P o s t i n g D a t e > + 
+             < R e m a i n i n g A m t D e f e r r e d > R e m a i n i n g A m t D e f e r r e d < / R e m a i n i n g A m t D e f e r r e d > + 
+             < T o t a l A m t D e f e r r e d > T o t a l A m t D e f e r r e d < / T o t a l A m t D e f e r r e d > + 
+             < V e n d N o > V e n d N o < / V e n d N o > + 
+             < V e n d o r F i l t e r > V e n d o r F i l t e r < / V e n d o r F i l t e r > + 
+             < V e n d o r N a m e > V e n d o r N a m e < / V e n d o r N a m e > + 
+         < / P o s t e d _ D e f e r r a l _ H e a d e r > + 
+         < T o t a l s > + 
+             < S u m A m t R e c o g n i z e d > S u m A m t R e c o g n i z e d < / S u m A m t R e c o g n i z e d > + 
+             < S u m R e m a i n i n g A m t D e f e r r e d > S u m R e m a i n i n g A m t D e f e r r e d < / S u m R e m a i n i n g A m t D e f e r r e d > + 
+             < S u m T o t a l A m t D e f e r r e d > S u m T o t a l A m t D e f e r r e d < / S u m T o t a l A m t D e f e r r e d > + 
+         < / T o t a l s > + 
+     < / V e n d o r > + 
+ < / N a v W o r d R e p o r t X m l P a r t > 
+</file>
+
+<file path=customXml/item3.xml>��< ? x m l   v e r s i o n = " 1 . 0 "   e n c o d i n g = " u t f - 1 6 " ? > + 
+ < N a v W o r d R e p o r t X m l P a r t   x m l n s = " u r n : m i c r o s o f t - d y n a m i c s - b u s i n e s s c e n t r a l / i n t e r n a l / e x t e n d e d / r e p o r t s / D e f e r r a l _ S u m m a r y _ P u r c h a s i n g / 1 7 0 2 / " > + 
+     < B C R e p o r t I n f o r m a t i o n > + 
+         < R e p o r t M e t a d a t a > + 
+             < E x t e n s i o n I d > E x t e n s i o n   I D < / E x t e n s i o n I d > + 
+             < E x t e n s i o n N a m e > E x t e n s i o n   N a m e < / E x t e n s i o n N a m e > + 
+             < E x t e n s i o n P u b l i s h e r > E x t e n s i o n   P u b l i s h e r < / E x t e n s i o n P u b l i s h e r > + 
+             < E x t e n s i o n V e r s i o n > E x t e n s i o n   V e r s i o n < / E x t e n s i o n V e r s i o n > + 
+             < R e p o r t I d > R e p o r t   I D < / R e p o r t I d > + 
+             < R e p o r t N a m e > R e p o r t   N a m e < / R e p o r t N a m e > + 
+             < A b o u t T h i s R e p o r t T i t l e > A b o u t   T h i s   R e p o r t   T i t l e < / A b o u t T h i s R e p o r t T i t l e > + 
+             < A b o u t T h i s R e p o r t T e x t > A b o u t   T h i s   R e p o r t   T e x t < / A b o u t T h i s R e p o r t T e x t > + 
+             < R e p o r t H e l p L i n k > R e p o r t   H e l p   L i n k < / R e p o r t H e l p L i n k > + 
+         < / R e p o r t M e t a d a t a > + 
+         < R e p o r t R e q u e s t > + 
+             < T e n a n t E n t r a I d > T e n a n t   E n t r a   I d < / T e n a n t E n t r a I d > + 
+             < E n v i r o n m e n t N a m e > E n v i r o n m e n t   N a m e < / E n v i r o n m e n t N a m e > + 
+             < E n v i r o n m e n t T y p e > E n v i r o n m e n t   T y p e < / E n v i r o n m e n t T y p e > + 
+             < C o m p a n y N a m e > C o m p a n y   N a m e < / C o m p a n y N a m e > + 
+             < C o m p a n y D i s p l a y N a m e > C o m p a n y   D i s p l a y   N a m e < / C o m p a n y D i s p l a y N a m e > + 
+             < C o m p a n y I d > C o m p a n y   I D < / C o m p a n y I d > + 
+             < U s e r N a m e > U s e r   N a m e < / U s e r N a m e > + 
+             < D a t e A n d T i m e > D a t e   a n d   T i m e < / D a t e A n d T i m e > + 
+             < L a n g u a g e > L a n g u a g e < / L a n g u a g e > + 
+             < F o r m a t R e g i o n > F o r m a t   R e g i o n < / F o r m a t R e g i o n > + 
+             < D a t e T i m e V a l u e s > + 
+                 < Y e a r > Y e a r < / Y e a r > + 
+                 < M o n t h N u m b e r > M o n t h   N u m b e r < / M o n t h N u m b e r > + 
+                 < D a y N u m b e r > D a y   N u m b e r < / D a y N u m b e r > + 
+                 < H o u r > H o u r < / H o u r > + 
+                 < M i n u t e > M i n u t e < / M i n u t e > + 
+             < / D a t e T i m e V a l u e s > + 
+         < / R e p o r t R e q u e s t > + 
+         < C o m p a n y M e t a d a t a > + 
+             < C o m p a n y N a m e > C o m p a n y   N a m e < / C o m p a n y N a m e > + 
+             < C o m p a n y D i s p l a y N a m e > C o m p a n y   D i s p l a y   N a m e < / C o m p a n y D i s p l a y N a m e > + 
+             < C o m p a n y A d d r e s s L i n e s > + 
+                 < C o m p a n y A d d r e s s L i n e > C o m p a n y   A d d r e s s   L i n e   1 < / C o m p a n y A d d r e s s L i n e > + 
+                 < C o m p a n y A d d r e s s L i n e > C o m p a n y   A d d r e s s   L i n e   2 < / C o m p a n y A d d r e s s L i n e > + 
+                 < C o m p a n y A d d r e s s L i n e > C o m p a n y   A d d r e s s   L i n e   3 < / C o m p a n y A d d r e s s L i n e > + 
+                 < C o m p a n y A d d r e s s L i n e > C o m p a n y   A d d r e s s   L i n e   4 < / C o m p a n y A d d r e s s L i n e > + 
+                 < C o m p a n y A d d r e s s L i n e > C o m p a n y   A d d r e s s   L i n e   5 < / C o m p a n y A d d r e s s L i n e > + 
+                 < C o m p a n y A d d r e s s L i n e > C o m p a n y   A d d r e s s   L i n e   6 < / C o m p a n y A d d r e s s L i n e > + 
+                 < C o m p a n y A d d r e s s L i n e > C o m p a n y   A d d r e s s   L i n e   7 < / C o m p a n y A d d r e s s L i n e > + 
+                 < C o m p a n y A d d r e s s L i n e > C o m p a n y   A d d r e s s   L i n e   8 < / C o m p a n y A d d r e s s L i n e > + 
+             < / C o m p a n y A d d r e s s L i n e s > + 
+             < C o m p a n y P h o n e > C o m p a n y   P h o n e < / C o m p a n y P h o n e > + 
+             < C o m p a n y P h o n e C a p t i o n > C o m p a n y   P h o n e   C a p t i o n < / C o m p a n y P h o n e C a p t i o n > + 
+             < C o m p a n y F a x N o > C o m p a n y   F a x   N o . < / C o m p a n y F a x N o > + 
+             < C o m p a n y F a x N o C a p t i o n > C o m p a n y   F a x   N o .   C a p t i o n < / C o m p a n y F a x N o C a p t i o n > + 
+             < C o m p a n y E m a i l > C o m p a n y   E m a i l < / C o m p a n y E m a i l > + 
+             < C o m p a n y E m a i l C a p t i o n > C o m p a n y   E m a i l   C a p t i o n < / C o m p a n y E m a i l C a p t i o n > + 
+             < C o m p a n y H o m e P a g e > C o m p a n y   H o m e   P a g e < / C o m p a n y H o m e P a g e > + 
+             < C o m p a n y H o m e P a g e C a p t i o n > C o m p a n y   H o m e   P a g e   C a p t i o n < / C o m p a n y H o m e P a g e C a p t i o n > + 
+             < C o m p a n y L o g o > C o m p a n y   L o g o < / C o m p a n y L o g o > + 
+             < C o m p a n y V A T R e g i s t r a t i o n N o > C o m p a n y   V A T   R e g i s t r a t i o n   N o . < / C o m p a n y V A T R e g i s t r a t i o n N o > + 
+             < C o m p a n y V A T R e g i s t r a t i o n N o C a p t i o n > C o m p a n y   V A T   R e g i s t r a t i o n   N o .   C a p t i o n < / C o m p a n y V A T R e g i s t r a t i o n N o C a p t i o n > + 
+             < C o m p a n y R e g i s t r a t i o n N o > C o m p a n y   R e g i s t r a t i o n   N o . < / C o m p a n y R e g i s t r a t i o n N o > + 
+             < C o m p a n y R e g i s t r a t i o n N o C a p t i o n > C o m p a n y   R e g i s t r a t i o n   N o .   C a p t i o n < / C o m p a n y R e g i s t r a t i o n N o C a p t i o n > + 
+             < C o m p a n y B a n k N a m e > C o m p a n y   B a n k   N a m e < / C o m p a n y B a n k N a m e > + 
+             < C o m p a n y B a n k N a m e C a p t i o n > C o m p a n y   B a n k   N a m e   C a p t i o n < / C o m p a n y B a n k N a m e C a p t i o n > + 
+             < C o m p a n y B a n k A c c o u n t N o > C o m p a n y   B a n k   A c c o u n t   N o . < / C o m p a n y B a n k A c c o u n t N o > + 
+             < C o m p a n y B a n k A c c o u n t N o C a p t i o n > C o m p a n y   B a n k   A c c o u n t   N o .   C a p t i o n < / C o m p a n y B a n k A c c o u n t N o C a p t i o n > + 
+             < C o m p a n y B a n k B r a n c h N o > C o m p a n y   B a n k   B r a n c h   N o . < / C o m p a n y B a n k B r a n c h N o > + 
+             < C o m p a n y B a n k B r a n c h N o C a p t i o n > C o m p a n y   B a n k   B r a n c h   N o .   C a p t i o n < / C o m p a n y B a n k B r a n c h N o C a p t i o n > + 
+             < C o m p a n y I B A N > C o m p a n y   I B A N < / C o m p a n y I B A N > + 
+             < C o m p a n y I B A N C a p t i o n > C o m p a n y   I B A N   C a p t i o n < / C o m p a n y I B A N C a p t i o n > + 
+             < C o m p a n y B a n k S W I F T > C o m p a n y   B a n k   S W I F T < / C o m p a n y B a n k S W I F T > + 
+             < C o m p a n y B a n k S W I F T C a p t i o n > C o m p a n y   B a n k   S W I F T   C a p t i o n < / C o m p a n y B a n k S W I F T C a p t i o n > + 
+             < C o m p a n y G i r o N o > C o m p a n y   G i r o   N o . < / C o m p a n y G i r o N o > + 
+             < C o m p a n y G i r o N o C a p t i o n > C o m p a n y   G i r o   N o .   C a p t i o n < / C o m p a n y G i r o N o C a p t i o n > + 
+         < / C o m p a n y M e t a d a t a > + 
+     < / B C R e p o r t I n f o r m a t i o n > + 
+     < L a b e l s > + 
+         < A b o u t T h e R e p o r t L a b e l   E l e m e n t T y p e = " P a r a m e t e r "   E l e m e n t I d = " 1 6 7 7 9 2 0 0 1 "   D a t a T y p e = " S t r i n g " > A b o u t T h e R e p o r t L a b e l < / A b o u t T h e R e p o r t L a b e l > + 
+         < A c c t N a m e C a p t i o n   E l e m e n t T y p e = " P a r a m e t e r "   E l e m e n t I d = " 8 9 7 8 0 0 1 9 9 "   D a t a T y p e = " S t r i n g " > A c c t N a m e C a p t i o n < / A c c t N a m e C a p t i o n > + 
+         < A m o u n t R e c o g n i z e d C a p t i o n   E l e m e n t T y p e = " P a r a m e t e r "   E l e m e n t I d = " 1 2 2 9 1 0 9 7 1 3 "   D a t a T y p e = " S t r i n g " > A m o u n t R e c o g n i z e d C a p t i o n < / A m o u n t R e c o g n i z e d C a p t i o n > + 
+         < B a l A s O f D a t e C a p t i o n   E l e m e n t T y p e = " P a r a m e t e r "   E l e m e n t I d = " 1 7 3 6 9 6 3 9 0 7 "   D a t a T y p e = " S t r i n g " > B a l A s O f D a t e C a p t i o n < / B a l A s O f D a t e C a p t i o n > + 
+         < C o m p a n y L a b e l   E l e m e n t T y p e = " P a r a m e t e r "   E l e m e n t I d = " 3 4 6 7 6 0 3 4 8 "   D a t a T y p e = " S t r i n g " > C o m p a n y L a b e l < / C o m p a n y L a b e l > + 
+         < D a t a R e t r i e v e d   E l e m e n t T y p e = " P a r a m e t e r "   E l e m e n t I d = " 2 9 1 9 1 1 8 0 7 "   D a t a T y p e = " S t r i n g " > D a t a R e t r i e v e d < / D a t a R e t r i e v e d > + 
+         < D e f e r r a l A c c o u n t C a p t i o n   E l e m e n t T y p e = " P a r a m e t e r "   E l e m e n t I d = " 4 0 9 4 8 5 3 2 3 "   D a t a T y p e = " S t r i n g " > D e f e r r a l A c c o u n t C a p t i o n < / D e f e r r a l A c c o u n t C a p t i o n > + 
+         < D e f e r r a l S u m m a r y P u r c h L a b e l   E l e m e n t T y p e = " P a r a m e t e r "   E l e m e n t I d = " 6 0 7 2 0 6 4 6 0 "   D a t a T y p e = " S t r i n g " > D e f e r r a l S u m m a r y P u r c h L a b e l < / D e f e r r a l S u m m a r y P u r c h L a b e l > + 
+         < D e f e r r a l S u m m a r y P u r c h P r i n t   E l e m e n t T y p e = " P a r a m e t e r "   E l e m e n t I d = " 1 0 9 6 6 1 3 4 9 1 "   D a t a T y p e = " S t r i n g " > D e f e r r a l S u m m a r y P u r c h P r i n t < / D e f e r r a l S u m m a r y P u r c h P r i n t > + 
+         < D e f S t a r t D a t e C a p t i o n   E l e m e n t T y p e = " P a r a m e t e r "   E l e m e n t I d = " 1 6 3 1 6 9 6 4 3 2 "   D a t a T y p e = " S t r i n g " > D e f S t a r t D a t e C a p t i o n < / D e f S t a r t D a t e C a p t i o n > + 
+         < D e f S u m m a r y P u r c h A n a l y s i s   E l e m e n t T y p e = " P a r a m e t e r "   E l e m e n t I d = " 1 8 0 2 9 1 3 6 0 8 "   D a t a T y p e = " S t r i n g " > D e f S u m m a r y P u r c h A n a l y s i s < / D e f S u m m a r y P u r c h A n a l y s i s > + 
+         < D e s c C a p t i o n   E l e m e n t T y p e = " P a r a m e t e r "   E l e m e n t I d = " 1 5 8 0 3 0 3 5 5 8 "   D a t a T y p e = " S t r i n g " > D e s c C a p t i o n < / D e s c C a p t i o n > + 
+         < D o c N o C a p t i o n   E l e m e n t T y p e = " P a r a m e t e r "   E l e m e n t I d = " 2 0 5 6 5 2 6 8 5 8 "   D a t a T y p e = " S t r i n g " > D o c N o C a p t i o n < / D o c N o C a p t i o n > + 
+         < D o c T y p e C a p t i o n   E l e m e n t T y p e = " P a r a m e t e r "   E l e m e n t I d = " 4 0 9 9 8 6 6 4 3 "   D a t a T y p e = " S t r i n g " > D o c T y p e C a p t i o n < / D o c T y p e C a p t i o n > + 
+         < D o c u m e n t _ N o C a p t i o n   E l e m e n t T y p e = " P a r a m e t e r "   E l e m e n t I d = " 1 2 4 5 9 8 9 3 4 0 "   D a t a T y p e = " S t r i n g " > D o c u m e n t _ N o C a p t i o n < / D o c u m e n t _ N o C a p t i o n > + 
+         < D o c u m e n t _ T y p e C a p t i o n   E l e m e n t T y p e = " P a r a m e t e r "   E l e m e n t I d = " 7 4 3 6 1 2 2 9 "   D a t a T y p e = " S t r i n g " > D o c u m e n t _ T y p e C a p t i o n < / D o c u m e n t _ T y p e C a p t i o n > + 
+         < D o c u m e n t a t i o n L a b e l   E l e m e n t T y p e = " P a r a m e t e r "   E l e m e n t I d = " 1 7 3 8 9 2 4 8 1 5 "   D a t a T y p e = " S t r i n g " > D o c u m e n t a t i o n L a b e l < / D o c u m e n t a t i o n L a b e l > + 
+         < E n t r y N o C a p t i o n   E l e m e n t T y p e = " P a r a m e t e r "   E l e m e n t I d = " 1 8 2 1 3 0 3 6 9 8 "   D a t a T y p e = " S t r i n g " > E n t r y N o C a p t i o n < / E n t r y N o C a p t i o n > + 
+         < E n v i r o n m e n t L a b e l   E l e m e n t T y p e = " P a r a m e t e r "   E l e m e n t I d = " 8 1 8 8 1 6 5 9 0 "   D a t a T y p e = " S t r i n g " > E n v i r o n m e n t L a b e l < / E n v i r o n m e n t L a b e l > + 
+         < L i n e D e s c C a p t i o n   E l e m e n t T y p e = " P a r a m e t e r "   E l e m e n t I d = " 2 0 5 0 8 2 3 4 6 8 "   D a t a T y p e = " S t r i n g " > L i n e D e s c C a p t i o n < / L i n e D e s c C a p t i o n > + 
+         < L i n e N o C a p t i o n   E l e m e n t T y p e = " P a r a m e t e r "   E l e m e n t I d = " 9 0 2 0 1 5 8 3 6 "   D a t a T y p e = " S t r i n g " > L i n e N o C a p t i o n < / L i n e N o C a p t i o n > + 
+         < L i n e T y p e C a p t i o n   E l e m e n t T y p e = " P a r a m e t e r "   E l e m e n t I d = " 1 5 1 5 6 4 8 1 3 3 "   D a t a T y p e = " S t r i n g " > L i n e T y p e C a p t i o n < / L i n e T y p e C a p t i o n > + 
+         < N o O f P e r i o d s C a p t i o n   E l e m e n t T y p e = " P a r a m e t e r "   E l e m e n t I d = " 1 8 2 1 5 5 0 8 4 5 "   D a t a T y p e = " S t r i n g " > N o O f P e r i o d s C a p t i o n < / N o O f P e r i o d s C a p t i o n > + 
+         < N u m O f P e r i o d s C a p t i o n   E l e m e n t T y p e = " P a r a m e t e r "   E l e m e n t I d = " 6 5 8 9 3 7 0 6 8 "   D a t a T y p e = " S t r i n g " > N u m O f P e r i o d s C a p t i o n < / N u m O f P e r i o d s C a p t i o n > + 
+         < P o s t i n g D a t e C a p t i o n   E l e m e n t T y p e = " P a r a m e t e r "   E l e m e n t I d = " 1 2 7 3 0 5 6 1 7 "   D a t a T y p e = " S t r i n g " > P o s t i n g D a t e C a p t i o n < / P o s t i n g D a t e C a p t i o n > + 
+         < R e m A m o u n t D e f C a p t i o n   E l e m e n t T y p e = " P a r a m e t e r "   E l e m e n t I d = " 6 4 3 2 7 5 8 5 8 "   D a t a T y p e = " S t r i n g " > R e m A m o u n t D e f C a p t i o n < / R e m A m o u n t D e f C a p t i o n > + 
+         < R e p o r t N a m e L a b e l   E l e m e n t T y p e = " P a r a m e t e r "   E l e m e n t I d = " 1 0 2 2 2 9 2 9 8 2 "   D a t a T y p e = " S t r i n g " > R e p o r t N a m e L a b e l < / R e p o r t N a m e L a b e l > + 
+         < R u n O n L a b e l   E l e m e n t T y p e = " P a r a m e t e r "   E l e m e n t I d = " 1 1 1 9 0 3 7 5 9 5 "   D a t a T y p e = " S t r i n g " > R u n O n L a b e l < / R u n O n L a b e l > + 
+         < T o t a l A m o u n t D e f C a p t i o n   E l e m e n t T y p e = " P a r a m e t e r "   E l e m e n t I d = " 1 5 7 8 5 0 2 1 6 2 "   D a t a T y p e = " S t r i n g " > T o t a l A m o u n t D e f C a p t i o n < / T o t a l A m o u n t D e f C a p t i o n > + 
+         < U s e r L a b e l   E l e m e n t T y p e = " P a r a m e t e r "   E l e m e n t I d = " 8 4 8 8 1 6 7 9 4 "   D a t a T y p e = " S t r i n g " > U s e r L a b e l < / U s e r L a b e l > + 
+         < V e n d N a m e C a p t i o n   E l e m e n t T y p e = " P a r a m e t e r "   E l e m e n t I d = " 1 8 4 3 0 9 3 6 4 3 "   D a t a T y p e = " S t r i n g " > V e n d N a m e C a p t i o n < / V e n d N a m e C a p t i o n > + 
+         < V e n d N o C a p t i o n   E l e m e n t T y p e = " P a r a m e t e r "   E l e m e n t I d = " 1 4 5 2 2 4 0 7 4 7 "   D a t a T y p e = " S t r i n g " > V e n d N o C a p t i o n < / V e n d N o C a p t i o n > + 
+     < / L a b e l s > + 
+     < T o o l t i p s   / > + 
+     < V e n d o r   E l e m e n t T y p e = " D a t a I t e m "   E l e m e n t I d = " 2 1 1 4 8 2 1 6 7 " > + 
+         < A c c o u n t N o C a p t i o n   E l e m e n t T y p e = " C o l u m n "   E l e m e n t I d = " 4 5 9 9 9 7 5 8 9 "   D a t a T y p e = " L a b e l " > A c c o u n t N o C a p t i o n < / A c c o u n t N o C a p t i o n > + 
+         < A m t R e c o g n i z e d C a p t i o n   E l e m e n t T y p e = " C o l u m n "   E l e m e n t I d = " 5 8 2 8 5 6 6 1 3 "   D a t a T y p e = " L a b e l " > A m t R e c o g n i z e d C a p t i o n < / A m t R e c o g n i z e d C a p t i o n > + 
+         < B a l a n c e A s O f D a t e C a p t i o n   E l e m e n t T y p e = " C o l u m n "   E l e m e n t I d = " 1 8 1 5 3 3 0 6 6 "   D a t a T y p e = " S t r i n g " > B a l a n c e A s O f D a t e C a p t i o n < / B a l a n c e A s O f D a t e C a p t i o n > + 
+         < B a l a n c e A s O f D a t e F i l t e r   E l e m e n t T y p e = " C o l u m n "   E l e m e n t I d = " 1 8 8 0 2 0 7 9 7 2 "   D a t a T y p e = " D a t e " > B a l a n c e A s O f D a t e F i l t e r < / B a l a n c e A s O f D a t e F i l t e r > + 
+         < B a l a n c e C a p t i o n   E l e m e n t T y p e = " C o l u m n "   E l e m e n t I d = " 1 7 1 0 3 0 7 0 2 9 "   D a t a T y p e = " L a b e l " > B a l a n c e C a p t i o n < / B a l a n c e C a p t i o n > + 
+         < C o m p a n y N a m e   E l e m e n t T y p e = " C o l u m n "   E l e m e n t I d = " 1 5 9 5 4 7 7 3 9 5 "   D a t a T y p e = " S t r i n g " > C o m p a n y N a m e < / C o m p a n y N a m e > + 
+         < D e f e r r a l S u m m a r y P u r c h C a p t i o n   E l e m e n t T y p e = " C o l u m n "   E l e m e n t I d = " 9 6 6 4 5 2 9 7 2 "   D a t a T y p e = " L a b e l " > D e f e r r a l S u m m a r y P u r c h C a p t i o n < / D e f e r r a l S u m m a r y P u r c h C a p t i o n > + 
+         < D o c u m e n t C a p t i o n   E l e m e n t T y p e = " C o l u m n "   E l e m e n t I d = " 7 3 5 3 8 4 3 3 2 "   D a t a T y p e = " S t r i n g " > D o c u m e n t C a p t i o n < / D o c u m e n t C a p t i o n > + 
+         < D o c u m e n t F i l t e r   E l e m e n t T y p e = " C o l u m n "   E l e m e n t I d = " 2 0 1 7 2 0 2 7 1 0 "   D a t a T y p e = " T e x t " > D o c u m e n t F i l t e r < / D o c u m e n t F i l t e r > + 
+         < E m p t y S t r i n g   E l e m e n t T y p e = " C o l u m n "   E l e m e n t I d = " 1 3 3 2 8 2 3 9 0 7 "   D a t a T y p e = " S t r i n g " > E m p t y S t r i n g < / E m p t y S t r i n g > + 
+         < G L A c c T a b l e C a p t i o n   E l e m e n t T y p e = " C o l u m n "   E l e m e n t I d = " 4 8 6 9 6 5 6 8 7 "   D a t a T y p e = " S t r i n g " > G L A c c T a b l e C a p t i o n < / G L A c c T a b l e C a p t i o n > + 
+         < G L B a l C a p t i o n   E l e m e n t T y p e = " C o l u m n "   E l e m e n t I d = " 1 2 0 3 1 1 2 7 1 3 "   D a t a T y p e = " L a b e l " > G L B a l C a p t i o n < / G L B a l C a p t i o n > + 
+         < G L F i l t e r   E l e m e n t T y p e = " C o l u m n "   E l e m e n t I d = " 4 3 3 3 0 5 9 8 "   D a t a T y p e = " T e x t " > G L F i l t e r < / G L F i l t e r > + 
+         < P a g e C a p t i o n   E l e m e n t T y p e = " C o l u m n "   E l e m e n t I d = " 1 6 4 5 7 9 0 3 1 2 "   D a t a T y p e = " L a b e l " > P a g e C a p t i o n < / P a g e C a p t i o n > + 
+         < P a g e G r o u p N o   E l e m e n t T y p e = " C o l u m n "   E l e m e n t I d = " 6 4 9 1 8 0 1 4 4 "   D a t a T y p e = " I n t e g e r " > P a g e G r o u p N o < / P a g e G r o u p N o > + 
+         < P e r i o d C a p t i o n   E l e m e n t T y p e = " C o l u m n "   E l e m e n t I d = " 1 4 7 8 2 5 3 4 2 2 "   D a t a T y p e = " L a b e l " > P e r i o d C a p t i o n < / P e r i o d C a p t i o n > + 
+         < R e m A m t D e f C a p t i o n   E l e m e n t T y p e = " C o l u m n "   E l e m e n t I d = " 1 4 1 6 1 9 6 6 6 2 "   D a t a T y p e = " L a b e l " > R e m A m t D e f C a p t i o n < / R e m A m t D e f C a p t i o n > + 
+         < T o t A m t D e f C a p t i o n   E l e m e n t T y p e = " C o l u m n "   E l e m e n t I d = " 1 8 9 9 9 9 0 1 1 5 "   D a t a T y p e = " L a b e l " > T o t A m t D e f C a p t i o n < / T o t A m t D e f C a p t i o n > + 
+         < V e n d o r C a p t i o n   E l e m e n t T y p e = " C o l u m n "   E l e m e n t I d = " 4 2 2 7 0 5 4 5 "   D a t a T y p e = " S t r i n g " > V e n d o r C a p t i o n < / V e n d o r C a p t i o n > + 
+         < P o s t e d _ D e f e r r a l _ H e a d e r   E l e m e n t T y p e = " D a t a I t e m "   E l e m e n t I d = " 1 0 4 2 5 8 3 7 8 8 " > + 
+             < A c c o u n t N a m e   E l e m e n t T y p e = " C o l u m n "   E l e m e n t I d = " 1 7 2 4 8 6 5 1 3 3 "   D a t a T y p e = " T e x t " > A c c o u n t N a m e < / A c c o u n t N a m e > + 
+             < A m o u n t   E l e m e n t T y p e = " C o l u m n "   E l e m e n t I d = " 1 5 1 1 0 9 1 2 7 1 "   D a t a T y p e = " D e c i m a l " > A m o u n t < / A m o u n t > + 
+             < A m t R e c o g n i z e d   E l e m e n t T y p e = " C o l u m n "   E l e m e n t I d = " 1 2 9 8 7 3 6 5 4 7 "   D a t a T y p e = " D e c i m a l " > A m t R e c o g n i z e d < / A m t R e c o g n i z e d > + 
+             < D e f e r r a l A c c o u n t   E l e m e n t T y p e = " C o l u m n "   E l e m e n t I d = " 1 6 2 8 6 0 3 1 5 5 "   D a t a T y p e = " C o d e " > D e f e r r a l A c c o u n t < / D e f e r r a l A c c o u n t > + 
+             < D e f e r r a l S t a r t D a t e   E l e m e n t T y p e = " C o l u m n "   E l e m e n t I d = " 1 6 8 9 5 5 6 7 5 0 "   D a t a T y p e = " S t r i n g " > D e f e r r a l S t a r t D a t e < / D e f e r r a l S t a r t D a t e > + 
+             < D o c u m e n t T y p e   E l e m e n t T y p e = " C o l u m n "   E l e m e n t I d = " 2 0 8 9 7 9 9 8 9 8 "   D a t a T y p e = " I n t e g e r " > D o c u m e n t T y p e < / D o c u m e n t T y p e > + 
+             < D o c u m e n t T y p e S t r i n g   E l e m e n t T y p e = " C o l u m n "   E l e m e n t I d = " 1 1 4 8 3 5 6 4 1 7 "   D a t a T y p e = " T e x t " > D o c u m e n t T y p e S t r i n g < / D o c u m e n t T y p e S t r i n g > + 
+             < D o c u m e n t _ N o   E l e m e n t T y p e = " C o l u m n "   E l e m e n t I d = " 1 2 4 5 9 8 9 3 4 0 "   D a t a T y p e = " C o d e " > D o c u m e n t _ N o < / D o c u m e n t _ N o > + 
+             < D o c u m e n t _ T y p e   E l e m e n t T y p e = " C o l u m n "   E l e m e n t I d = " 7 4 3 6 1 2 2 9 "   D a t a T y p e = " I n t e g e r " > D o c u m e n t _ T y p e < / D o c u m e n t _ T y p e > + 
+             < L i n e D e s c r i p t i o n   E l e m e n t T y p e = " C o l u m n "   E l e m e n t I d = " 6 7 3 6 4 4 5 0 1 "   D a t a T y p e = " T e x t " > L i n e D e s c r i p t i o n < / L i n e D e s c r i p t i o n > + 
+             < L i n e T y p e   E l e m e n t T y p e = " C o l u m n "   E l e m e n t I d = " 1 4 5 0 4 2 2 9 4 1 "   D a t a T y p e = " O p t i o n " > L i n e T y p e < / L i n e T y p e > + 
+             < L i n e _ N o   E l e m e n t T y p e = " C o l u m n "   E l e m e n t I d = " 2 4 7 0 5 6 1 9 5 "   D a t a T y p e = " I n t e g e r " > L i n e _ N o < / L i n e _ N o > + 
+             < N o _ G L A c c   E l e m e n t T y p e = " C o l u m n "   E l e m e n t I d = " 1 3 7 2 6 3 7 1 8 3 "   D a t a T y p e = " C o d e " > N o _ G L A c c < / N o _ G L A c c > + 
+             < N u m O f P e r i o d s   E l e m e n t T y p e = " C o l u m n "   E l e m e n t I d = " 6 5 8 9 3 7 0 6 8 "   D a t a T y p e = " I n t e g e r " > N u m O f P e r i o d s < / N u m O f P e r i o d s > + 
+             < P o s t i n g D a t e   E l e m e n t T y p e = " C o l u m n "   E l e m e n t I d = " 8 8 9 9 5 5 3 3 7 "   D a t a T y p e = " S t r i n g " > P o s t i n g D a t e < / P o s t i n g D a t e > + 
+             < R e m a i n i n g A m t D e f e r r e d   E l e m e n t T y p e = " C o l u m n "   E l e m e n t I d = " 1 2 0 4 7 3 4 1 3 8 "   D a t a T y p e = " D e c i m a l " > R e m a i n i n g A m t D e f e r r e d < / R e m a i n i n g A m t D e f e r r e d > + 
+             < T o t a l A m t D e f e r r e d   E l e m e n t T y p e = " C o l u m n "   E l e m e n t I d = " 1 7 2 0 8 5 5 5 4 8 "   D a t a T y p e = " D e c i m a l " > T o t a l A m t D e f e r r e d < / T o t a l A m t D e f e r r e d > + 
+             < V e n d N o   E l e m e n t T y p e = " C o l u m n "   E l e m e n t I d = " 1 7 8 4 4 3 4 7 7 1 "   D a t a T y p e = " C o d e " > V e n d N o < / V e n d N o > + 
+             < V e n d o r F i l t e r   E l e m e n t T y p e = " C o l u m n "   E l e m e n t I d = " 9 9 6 0 2 4 1 7 5 "   D a t a T y p e = " T e x t " > V e n d o r F i l t e r < / V e n d o r F i l t e r > + 
+             < V e n d o r N a m e   E l e m e n t T y p e = " C o l u m n "   E l e m e n t I d = " 1 3 6 7 7 5 3 5 8 6 "   D a t a T y p e = " T e x t " > V e n d o r N a m e < / V e n d o r N a m e > + 
+         < / P o s t e d _ D e f e r r a l _ H e a d e r > + 
+         < T o t a l s   E l e m e n t T y p e = " D a t a I t e m "   E l e m e n t I d = " 1 8 2 3 9 5 0 0 4 4 " > + 
+             < S u m A m t R e c o g n i z e d   E l e m e n t T y p e = " C o l u m n "   E l e m e n t I d = " 1 8 6 4 9 1 4 0 1 0 "   D a t a T y p e = " D e c i m a l " > S u m A m t R e c o g n i z e d < / S u m A m t R e c o g n i z e d > + 
+             < S u m R e m a i n i n g A m t D e f e r r e d   E l e m e n t T y p e = " C o l u m n "   E l e m e n t I d = " 1 9 7 8 8 6 2 5 9 9 "   D a t a T y p e = " D e c i m a l " > S u m R e m a i n i n g A m t D e f e r r e d < / S u m R e m a i n i n g A m t D e f e r r e d > + 
+             < S u m T o t a l A m t D e f e r r e d   E l e m e n t T y p e = " C o l u m n "   E l e m e n t I d = " 7 6 0 8 9 3 9 7 5 "   D a t a T y p e = " D e c i m a l " > S u m T o t a l A m t D e f e r r e d < / S u m T o t a l A m t D e f e r r e d > + 
+         < / T o t a l s > + 
+     < / V e n d o r > + 
+ < / N a v W o r d R e p o r t X m l P a r t > 
 </file>
 
 <file path=docMetadata/LabelInfo.xml><?xml version="1.0" encoding="utf-8"?>

--- a/src/Layers/W1/BaseApp/Finance/Deferral/DeferralSummaryPurchasing.docx
+++ b/src/Layers/W1/BaseApp/Finance/Deferral/DeferralSummaryPurchasing.docx
@@ -5725,6 +5725,8 @@
  
              < R e p o r t N a m e > R e p o r t   N a m e < / R e p o r t N a m e >   
+             < R e p o r t C a p t i o n > R e p o r t   C a p t i o n < / R e p o r t C a p t i o n > + 
              < A b o u t T h i s R e p o r t T i t l e > A b o u t   T h i s   R e p o r t   T i t l e < / A b o u t T h i s R e p o r t T i t l e >   
              < A b o u t T h i s R e p o r t T e x t > A b o u t   T h i s   R e p o r t   T e x t < / A b o u t T h i s R e p o r t T e x t > @@ -5779,21 +5781,21 @@
  
              < C o m p a n y A d d r e s s L i n e s >   
-                 < C o m p a n y A d d r e s s L i n e > C o m p a n y   A d d r e s s   L i n e   1 < / C o m p a n y A d d r e s s L i n e > - 
-                 < C o m p a n y A d d r e s s L i n e > C o m p a n y   A d d r e s s   L i n e   2 < / C o m p a n y A d d r e s s L i n e > - 
-                 < C o m p a n y A d d r e s s L i n e > C o m p a n y   A d d r e s s   L i n e   3 < / C o m p a n y A d d r e s s L i n e > - 
-                 < C o m p a n y A d d r e s s L i n e > C o m p a n y   A d d r e s s   L i n e   4 < / C o m p a n y A d d r e s s L i n e > - 
-                 < C o m p a n y A d d r e s s L i n e > C o m p a n y   A d d r e s s   L i n e   5 < / C o m p a n y A d d r e s s L i n e > - 
-                 < C o m p a n y A d d r e s s L i n e > C o m p a n y   A d d r e s s   L i n e   6 < / C o m p a n y A d d r e s s L i n e > - 
-                 < C o m p a n y A d d r e s s L i n e > C o m p a n y   A d d r e s s   L i n e   7 < / C o m p a n y A d d r e s s L i n e > - 
-                 < C o m p a n y A d d r e s s L i n e > C o m p a n y   A d d r e s s   L i n e   8 < / C o m p a n y A d d r e s s L i n e > +                 < C o m p a n y A d d r e s s L i n e 1 > C o m p a n y   A d d r e s s   L i n e   1 < / C o m p a n y A d d r e s s L i n e 1 > + 
+                 < C o m p a n y A d d r e s s L i n e 2 > C o m p a n y   A d d r e s s   L i n e   2 < / C o m p a n y A d d r e s s L i n e 2 > + 
+                 < C o m p a n y A d d r e s s L i n e 3 > C o m p a n y   A d d r e s s   L i n e   3 < / C o m p a n y A d d r e s s L i n e 3 > + 
+                 < C o m p a n y A d d r e s s L i n e 4 > C o m p a n y   A d d r e s s   L i n e   4 < / C o m p a n y A d d r e s s L i n e 4 > + 
+                 < C o m p a n y A d d r e s s L i n e 5 > C o m p a n y   A d d r e s s   L i n e   5 < / C o m p a n y A d d r e s s L i n e 5 > + 
+                 < C o m p a n y A d d r e s s L i n e 6 > C o m p a n y   A d d r e s s   L i n e   6 < / C o m p a n y A d d r e s s L i n e 6 > + 
+                 < C o m p a n y A d d r e s s L i n e 7 > C o m p a n y   A d d r e s s   L i n e   7 < / C o m p a n y A d d r e s s L i n e 7 > + 
+                 < C o m p a n y A d d r e s s L i n e 8 > C o m p a n y   A d d r e s s   L i n e   8 < / C o m p a n y A d d r e s s L i n e 8 >   
              < / C o m p a n y A d d r e s s L i n e s >   
@@ -6038,6 +6040,8 @@
  
              < R e p o r t N a m e > R e p o r t   N a m e < / R e p o r t N a m e >   
+             < R e p o r t C a p t i o n > R e p o r t   C a p t i o n < / R e p o r t C a p t i o n > + 
              < A b o u t T h i s R e p o r t T i t l e > A b o u t   T h i s   R e p o r t   T i t l e < / A b o u t T h i s R e p o r t T i t l e >   
              < A b o u t T h i s R e p o r t T e x t > A b o u t   T h i s   R e p o r t   T e x t < / A b o u t T h i s R e p o r t T e x t > @@ -6092,21 +6096,21 @@
  
              < C o m p a n y A d d r e s s L i n e s >   
-                 < C o m p a n y A d d r e s s L i n e > C o m p a n y   A d d r e s s   L i n e   1 < / C o m p a n y A d d r e s s L i n e > - 
-                 < C o m p a n y A d d r e s s L i n e > C o m p a n y   A d d r e s s   L i n e   2 < / C o m p a n y A d d r e s s L i n e > - 
-                 < C o m p a n y A d d r e s s L i n e > C o m p a n y   A d d r e s s   L i n e   3 < / C o m p a n y A d d r e s s L i n e > - 
-                 < C o m p a n y A d d r e s s L i n e > C o m p a n y   A d d r e s s   L i n e   4 < / C o m p a n y A d d r e s s L i n e > - 
-                 < C o m p a n y A d d r e s s L i n e > C o m p a n y   A d d r e s s   L i n e   5 < / C o m p a n y A d d r e s s L i n e > - 
-                 < C o m p a n y A d d r e s s L i n e > C o m p a n y   A d d r e s s   L i n e   6 < / C o m p a n y A d d r e s s L i n e > - 
-                 < C o m p a n y A d d r e s s L i n e > C o m p a n y   A d d r e s s   L i n e   7 < / C o m p a n y A d d r e s s L i n e > - 
-                 < C o m p a n y A d d r e s s L i n e > C o m p a n y   A d d r e s s   L i n e   8 < / C o m p a n y A d d r e s s L i n e > +                 < C o m p a n y A d d r e s s L i n e 1 > C o m p a n y   A d d r e s s   L i n e   1 < / C o m p a n y A d d r e s s L i n e 1 > + 
+                 < C o m p a n y A d d r e s s L i n e 2 > C o m p a n y   A d d r e s s   L i n e   2 < / C o m p a n y A d d r e s s L i n e 2 > + 
+                 < C o m p a n y A d d r e s s L i n e 3 > C o m p a n y   A d d r e s s   L i n e   3 < / C o m p a n y A d d r e s s L i n e 3 > + 
+                 < C o m p a n y A d d r e s s L i n e 4 > C o m p a n y   A d d r e s s   L i n e   4 < / C o m p a n y A d d r e s s L i n e 4 > + 
+                 < C o m p a n y A d d r e s s L i n e 5 > C o m p a n y   A d d r e s s   L i n e   5 < / C o m p a n y A d d r e s s L i n e 5 > + 
+                 < C o m p a n y A d d r e s s L i n e 6 > C o m p a n y   A d d r e s s   L i n e   6 < / C o m p a n y A d d r e s s L i n e 6 > + 
+                 < C o m p a n y A d d r e s s L i n e 7 > C o m p a n y   A d d r e s s   L i n e   7 < / C o m p a n y A d d r e s s L i n e 7 > + 
+                 < C o m p a n y A d d r e s s L i n e 8 > C o m p a n y   A d d r e s s   L i n e   8 < / C o m p a n y A d d r e s s L i n e 8 >   
              < / C o m p a n y A d d r e s s L i n e s >   

--- a/src/Layers/W1/BaseApp/Finance/Deferral/DeferralSummaryPurchasing.docx
+++ b/src/Layers/W1/BaseApp/Finance/Deferral/DeferralSummaryPurchasing.docx
@@ -5705,636 +5705,123 @@
 </we:webextension>
 </file>
 
-<file path=customXml/item2.xml>��< ? x m l   v e r s i o n = " 1 . 0 "   e n c o d i n g = " u t f - 1 6 " ? > - 
- < N a v W o r d R e p o r t X m l P a r t   x m l n s = " u r n : m i c r o s o f t - d y n a m i c s - n a v / r e p o r t s / D e f e r r a l _ S u m m a r y _ P u r c h a s i n g / 1 7 0 2 / " > - 
-     < B C R e p o r t I n f o r m a t i o n > - 
-         < R e p o r t M e t a d a t a > - 
-             < E x t e n s i o n I d > E x t e n s i o n   I D < / E x t e n s i o n I d > - 
-             < E x t e n s i o n N a m e > E x t e n s i o n   N a m e < / E x t e n s i o n N a m e > - 
-             < E x t e n s i o n P u b l i s h e r > E x t e n s i o n   P u b l i s h e r < / E x t e n s i o n P u b l i s h e r > - 
-             < E x t e n s i o n V e r s i o n > E x t e n s i o n   V e r s i o n < / E x t e n s i o n V e r s i o n > - 
-             < R e p o r t I d > R e p o r t   I D < / R e p o r t I d > - 
-             < R e p o r t N a m e > R e p o r t   N a m e < / R e p o r t N a m e > - 
-             < R e p o r t C a p t i o n > R e p o r t   C a p t i o n < / R e p o r t C a p t i o n > - 
-             < A b o u t T h i s R e p o r t T i t l e > A b o u t   T h i s   R e p o r t   T i t l e < / A b o u t T h i s R e p o r t T i t l e > - 
-             < A b o u t T h i s R e p o r t T e x t > A b o u t   T h i s   R e p o r t   T e x t < / A b o u t T h i s R e p o r t T e x t > - 
-             < R e p o r t H e l p L i n k > R e p o r t   H e l p   L i n k < / R e p o r t H e l p L i n k > - 
-         < / R e p o r t M e t a d a t a > - 
-         < R e p o r t R e q u e s t > - 
-             < T e n a n t E n t r a I d > T e n a n t   E n t r a   I d < / T e n a n t E n t r a I d > - 
-             < E n v i r o n m e n t N a m e > E n v i r o n m e n t   N a m e < / E n v i r o n m e n t N a m e > - 
-             < E n v i r o n m e n t T y p e > E n v i r o n m e n t   T y p e < / E n v i r o n m e n t T y p e > - 
-             < C o m p a n y N a m e > C o m p a n y   N a m e < / C o m p a n y N a m e > - 
-             < C o m p a n y D i s p l a y N a m e > C o m p a n y   D i s p l a y   N a m e < / C o m p a n y D i s p l a y N a m e > - 
-             < C o m p a n y I d > C o m p a n y   I D < / C o m p a n y I d > - 
-             < U s e r N a m e > U s e r   N a m e < / U s e r N a m e > - 
-             < D a t e A n d T i m e > D a t e   a n d   T i m e < / D a t e A n d T i m e > - 
-             < L a n g u a g e > L a n g u a g e < / L a n g u a g e > - 
-             < F o r m a t R e g i o n > F o r m a t   R e g i o n < / F o r m a t R e g i o n > - 
-             < D a t e T i m e V a l u e s > - 
-                 < Y e a r > Y e a r < / Y e a r > - 
-                 < M o n t h N u m b e r > M o n t h   N u m b e r < / M o n t h N u m b e r > - 
-                 < D a y N u m b e r > D a y   N u m b e r < / D a y N u m b e r > - 
-                 < H o u r > H o u r < / H o u r > - 
-                 < M i n u t e > M i n u t e < / M i n u t e > - 
-             < / D a t e T i m e V a l u e s > - 
-         < / R e p o r t R e q u e s t > - 
-         < C o m p a n y M e t a d a t a > - 
-             < C o m p a n y N a m e > C o m p a n y   N a m e < / C o m p a n y N a m e > - 
-             < C o m p a n y D i s p l a y N a m e > C o m p a n y   D i s p l a y   N a m e < / C o m p a n y D i s p l a y N a m e > - 
-             < C o m p a n y A d d r e s s L i n e s > - 
-                 < C o m p a n y A d d r e s s L i n e 1 > C o m p a n y   A d d r e s s   L i n e   1 < / C o m p a n y A d d r e s s L i n e 1 > - 
-                 < C o m p a n y A d d r e s s L i n e 2 > C o m p a n y   A d d r e s s   L i n e   2 < / C o m p a n y A d d r e s s L i n e 2 > - 
-                 < C o m p a n y A d d r e s s L i n e 3 > C o m p a n y   A d d r e s s   L i n e   3 < / C o m p a n y A d d r e s s L i n e 3 > - 
-                 < C o m p a n y A d d r e s s L i n e 4 > C o m p a n y   A d d r e s s   L i n e   4 < / C o m p a n y A d d r e s s L i n e 4 > - 
-                 < C o m p a n y A d d r e s s L i n e 5 > C o m p a n y   A d d r e s s   L i n e   5 < / C o m p a n y A d d r e s s L i n e 5 > - 
-                 < C o m p a n y A d d r e s s L i n e 6 > C o m p a n y   A d d r e s s   L i n e   6 < / C o m p a n y A d d r e s s L i n e 6 > - 
-                 < C o m p a n y A d d r e s s L i n e 7 > C o m p a n y   A d d r e s s   L i n e   7 < / C o m p a n y A d d r e s s L i n e 7 > - 
-                 < C o m p a n y A d d r e s s L i n e 8 > C o m p a n y   A d d r e s s   L i n e   8 < / C o m p a n y A d d r e s s L i n e 8 > - 
-             < / C o m p a n y A d d r e s s L i n e s > - 
-             < C o m p a n y P h o n e > C o m p a n y   P h o n e < / C o m p a n y P h o n e > - 
-             < C o m p a n y P h o n e C a p t i o n > C o m p a n y   P h o n e   C a p t i o n < / C o m p a n y P h o n e C a p t i o n > - 
-             < C o m p a n y F a x N o > C o m p a n y   F a x   N o . < / C o m p a n y F a x N o > - 
-             < C o m p a n y F a x N o C a p t i o n > C o m p a n y   F a x   N o .   C a p t i o n < / C o m p a n y F a x N o C a p t i o n > - 
-             < C o m p a n y E m a i l > C o m p a n y   E m a i l < / C o m p a n y E m a i l > - 
-             < C o m p a n y E m a i l C a p t i o n > C o m p a n y   E m a i l   C a p t i o n < / C o m p a n y E m a i l C a p t i o n > - 
-             < C o m p a n y H o m e P a g e > C o m p a n y   H o m e   P a g e < / C o m p a n y H o m e P a g e > - 
-             < C o m p a n y H o m e P a g e C a p t i o n > C o m p a n y   H o m e   P a g e   C a p t i o n < / C o m p a n y H o m e P a g e C a p t i o n > - 
-             < C o m p a n y L o g o > C o m p a n y   L o g o < / C o m p a n y L o g o > - 
-             < C o m p a n y V A T R e g i s t r a t i o n N o > C o m p a n y   V A T   R e g i s t r a t i o n   N o . < / C o m p a n y V A T R e g i s t r a t i o n N o > - 
-             < C o m p a n y V A T R e g i s t r a t i o n N o C a p t i o n > C o m p a n y   V A T   R e g i s t r a t i o n   N o .   C a p t i o n < / C o m p a n y V A T R e g i s t r a t i o n N o C a p t i o n > - 
-             < C o m p a n y R e g i s t r a t i o n N o > C o m p a n y   R e g i s t r a t i o n   N o . < / C o m p a n y R e g i s t r a t i o n N o > - 
-             < C o m p a n y R e g i s t r a t i o n N o C a p t i o n > C o m p a n y   R e g i s t r a t i o n   N o .   C a p t i o n < / C o m p a n y R e g i s t r a t i o n N o C a p t i o n > - 
-             < C o m p a n y B a n k N a m e > C o m p a n y   B a n k   N a m e < / C o m p a n y B a n k N a m e > - 
-             < C o m p a n y B a n k N a m e C a p t i o n > C o m p a n y   B a n k   N a m e   C a p t i o n < / C o m p a n y B a n k N a m e C a p t i o n > - 
-             < C o m p a n y B a n k A c c o u n t N o > C o m p a n y   B a n k   A c c o u n t   N o . < / C o m p a n y B a n k A c c o u n t N o > - 
-             < C o m p a n y B a n k A c c o u n t N o C a p t i o n > C o m p a n y   B a n k   A c c o u n t   N o .   C a p t i o n < / C o m p a n y B a n k A c c o u n t N o C a p t i o n > - 
-             < C o m p a n y B a n k B r a n c h N o > C o m p a n y   B a n k   B r a n c h   N o . < / C o m p a n y B a n k B r a n c h N o > - 
-             < C o m p a n y B a n k B r a n c h N o C a p t i o n > C o m p a n y   B a n k   B r a n c h   N o .   C a p t i o n < / C o m p a n y B a n k B r a n c h N o C a p t i o n > - 
-             < C o m p a n y I B A N > C o m p a n y   I B A N < / C o m p a n y I B A N > - 
-             < C o m p a n y I B A N C a p t i o n > C o m p a n y   I B A N   C a p t i o n < / C o m p a n y I B A N C a p t i o n > - 
-             < C o m p a n y B a n k S W I F T > C o m p a n y   B a n k   S W I F T < / C o m p a n y B a n k S W I F T > - 
-             < C o m p a n y B a n k S W I F T C a p t i o n > C o m p a n y   B a n k   S W I F T   C a p t i o n < / C o m p a n y B a n k S W I F T C a p t i o n > - 
-             < C o m p a n y G i r o N o > C o m p a n y   G i r o   N o . < / C o m p a n y G i r o N o > - 
-             < C o m p a n y G i r o N o C a p t i o n > C o m p a n y   G i r o   N o .   C a p t i o n < / C o m p a n y G i r o N o C a p t i o n > - 
-         < / C o m p a n y M e t a d a t a > - 
-     < / B C R e p o r t I n f o r m a t i o n > - 
-     < L a b e l s > - 
-         < A b o u t T h e R e p o r t L a b e l > A b o u t T h e R e p o r t L a b e l < / A b o u t T h e R e p o r t L a b e l > - 
-         < A c c t N a m e C a p t i o n > A c c t N a m e C a p t i o n < / A c c t N a m e C a p t i o n > - 
-         < A m o u n t R e c o g n i z e d C a p t i o n > A m o u n t R e c o g n i z e d C a p t i o n < / A m o u n t R e c o g n i z e d C a p t i o n > - 
-         < B a l A s O f D a t e C a p t i o n > B a l A s O f D a t e C a p t i o n < / B a l A s O f D a t e C a p t i o n > - 
-         < C o m p a n y L a b e l > C o m p a n y L a b e l < / C o m p a n y L a b e l > - 
-         < D a t a R e t r i e v e d > D a t a R e t r i e v e d < / D a t a R e t r i e v e d > - 
-         < D e f e r r a l A c c o u n t C a p t i o n > D e f e r r a l A c c o u n t C a p t i o n < / D e f e r r a l A c c o u n t C a p t i o n > - 
-         < D e f e r r a l S u m m a r y P u r c h L a b e l > D e f e r r a l S u m m a r y P u r c h L a b e l < / D e f e r r a l S u m m a r y P u r c h L a b e l > - 
-         < D e f e r r a l S u m m a r y P u r c h P r i n t > D e f e r r a l S u m m a r y P u r c h P r i n t < / D e f e r r a l S u m m a r y P u r c h P r i n t > - 
-         < D e f S t a r t D a t e C a p t i o n > D e f S t a r t D a t e C a p t i o n < / D e f S t a r t D a t e C a p t i o n > - 
-         < D e f S u m m a r y P u r c h A n a l y s i s > D e f S u m m a r y P u r c h A n a l y s i s < / D e f S u m m a r y P u r c h A n a l y s i s > - 
-         < D e s c C a p t i o n > D e s c C a p t i o n < / D e s c C a p t i o n > - 
-         < D o c N o C a p t i o n > D o c N o C a p t i o n < / D o c N o C a p t i o n > - 
-         < D o c T y p e C a p t i o n > D o c T y p e C a p t i o n < / D o c T y p e C a p t i o n > - 
-         < D o c u m e n t _ N o C a p t i o n > D o c u m e n t _ N o C a p t i o n < / D o c u m e n t _ N o C a p t i o n > - 
-         < D o c u m e n t _ T y p e C a p t i o n > D o c u m e n t _ T y p e C a p t i o n < / D o c u m e n t _ T y p e C a p t i o n > - 
-         < D o c u m e n t a t i o n L a b e l > D o c u m e n t a t i o n L a b e l < / D o c u m e n t a t i o n L a b e l > - 
-         < E n t r y N o C a p t i o n > E n t r y N o C a p t i o n < / E n t r y N o C a p t i o n > - 
-         < E n v i r o n m e n t L a b e l > E n v i r o n m e n t L a b e l < / E n v i r o n m e n t L a b e l > - 
-         < L i n e D e s c C a p t i o n > L i n e D e s c C a p t i o n < / L i n e D e s c C a p t i o n > - 
-         < L i n e N o C a p t i o n > L i n e N o C a p t i o n < / L i n e N o C a p t i o n > - 
-         < L i n e T y p e C a p t i o n > L i n e T y p e C a p t i o n < / L i n e T y p e C a p t i o n > - 
-         < N o O f P e r i o d s C a p t i o n > N o O f P e r i o d s C a p t i o n < / N o O f P e r i o d s C a p t i o n > - 
-         < N u m O f P e r i o d s C a p t i o n > N u m O f P e r i o d s C a p t i o n < / N u m O f P e r i o d s C a p t i o n > - 
-         < P o s t i n g D a t e C a p t i o n > P o s t i n g D a t e C a p t i o n < / P o s t i n g D a t e C a p t i o n > - 
-         < R e m A m o u n t D e f C a p t i o n > R e m A m o u n t D e f C a p t i o n < / R e m A m o u n t D e f C a p t i o n > - 
-         < R e p o r t N a m e L a b e l > R e p o r t N a m e L a b e l < / R e p o r t N a m e L a b e l > - 
-         < R u n O n L a b e l > R u n O n L a b e l < / R u n O n L a b e l > - 
-         < T o t a l A m o u n t D e f C a p t i o n > T o t a l A m o u n t D e f C a p t i o n < / T o t a l A m o u n t D e f C a p t i o n > - 
-         < U s e r L a b e l > U s e r L a b e l < / U s e r L a b e l > - 
-         < V e n d N a m e C a p t i o n > V e n d N a m e C a p t i o n < / V e n d N a m e C a p t i o n > - 
-         < V e n d N o C a p t i o n > V e n d N o C a p t i o n < / V e n d N o C a p t i o n > - 
-     < / L a b e l s > - 
-     < V e n d o r > - 
-         < A c c o u n t N o C a p t i o n > A c c o u n t N o C a p t i o n < / A c c o u n t N o C a p t i o n > - 
-         < A m t R e c o g n i z e d C a p t i o n > A m t R e c o g n i z e d C a p t i o n < / A m t R e c o g n i z e d C a p t i o n > - 
-         < B a l a n c e A s O f D a t e C a p t i o n > B a l a n c e A s O f D a t e C a p t i o n < / B a l a n c e A s O f D a t e C a p t i o n > - 
-         < B a l a n c e A s O f D a t e F i l t e r > B a l a n c e A s O f D a t e F i l t e r < / B a l a n c e A s O f D a t e F i l t e r > - 
-         < B a l a n c e C a p t i o n > B a l a n c e C a p t i o n < / B a l a n c e C a p t i o n > - 
-         < C o m p a n y N a m e > C o m p a n y N a m e < / C o m p a n y N a m e > - 
-         < D e f e r r a l S u m m a r y P u r c h C a p t i o n > D e f e r r a l S u m m a r y P u r c h C a p t i o n < / D e f e r r a l S u m m a r y P u r c h C a p t i o n > - 
-         < D o c u m e n t C a p t i o n > D o c u m e n t C a p t i o n < / D o c u m e n t C a p t i o n > - 
-         < D o c u m e n t F i l t e r > D o c u m e n t F i l t e r < / D o c u m e n t F i l t e r > - 
-         < E m p t y S t r i n g > E m p t y S t r i n g < / E m p t y S t r i n g > - 
-         < G L A c c T a b l e C a p t i o n > G L A c c T a b l e C a p t i o n < / G L A c c T a b l e C a p t i o n > - 
-         < G L B a l C a p t i o n > G L B a l C a p t i o n < / G L B a l C a p t i o n > - 
-         < G L F i l t e r > G L F i l t e r < / G L F i l t e r > - 
-         < P a g e C a p t i o n > P a g e C a p t i o n < / P a g e C a p t i o n > - 
-         < P a g e G r o u p N o > P a g e G r o u p N o < / P a g e G r o u p N o > - 
-         < P e r i o d C a p t i o n > P e r i o d C a p t i o n < / P e r i o d C a p t i o n > - 
-         < R e m A m t D e f C a p t i o n > R e m A m t D e f C a p t i o n < / R e m A m t D e f C a p t i o n > - 
-         < T o t A m t D e f C a p t i o n > T o t A m t D e f C a p t i o n < / T o t A m t D e f C a p t i o n > - 
-         < V e n d o r C a p t i o n > V e n d o r C a p t i o n < / V e n d o r C a p t i o n > - 
-         < P o s t e d _ D e f e r r a l _ H e a d e r > - 
-             < A c c o u n t N a m e > A c c o u n t N a m e < / A c c o u n t N a m e > - 
-             < A m o u n t > A m o u n t < / A m o u n t > - 
-             < A m t R e c o g n i z e d > A m t R e c o g n i z e d < / A m t R e c o g n i z e d > - 
-             < D e f e r r a l A c c o u n t > D e f e r r a l A c c o u n t < / D e f e r r a l A c c o u n t > - 
-             < D e f e r r a l S t a r t D a t e > D e f e r r a l S t a r t D a t e < / D e f e r r a l S t a r t D a t e > - 
-             < D o c u m e n t T y p e > D o c u m e n t T y p e < / D o c u m e n t T y p e > - 
-             < D o c u m e n t T y p e S t r i n g > D o c u m e n t T y p e S t r i n g < / D o c u m e n t T y p e S t r i n g > - 
-             < D o c u m e n t _ N o > D o c u m e n t _ N o < / D o c u m e n t _ N o > - 
-             < D o c u m e n t _ T y p e > D o c u m e n t _ T y p e < / D o c u m e n t _ T y p e > - 
-             < L i n e D e s c r i p t i o n > L i n e D e s c r i p t i o n < / L i n e D e s c r i p t i o n > - 
-             < L i n e T y p e > L i n e T y p e < / L i n e T y p e > - 
-             < L i n e _ N o > L i n e _ N o < / L i n e _ N o > - 
-             < N o _ G L A c c > N o _ G L A c c < / N o _ G L A c c > - 
-             < N u m O f P e r i o d s > N u m O f P e r i o d s < / N u m O f P e r i o d s > - 
-             < P o s t i n g D a t e > P o s t i n g D a t e < / P o s t i n g D a t e > - 
-             < R e m a i n i n g A m t D e f e r r e d > R e m a i n i n g A m t D e f e r r e d < / R e m a i n i n g A m t D e f e r r e d > - 
-             < T o t a l A m t D e f e r r e d > T o t a l A m t D e f e r r e d < / T o t a l A m t D e f e r r e d > - 
-             < V e n d N o > V e n d N o < / V e n d N o > - 
-             < V e n d o r F i l t e r > V e n d o r F i l t e r < / V e n d o r F i l t e r > - 
-             < V e n d o r N a m e > V e n d o r N a m e < / V e n d o r N a m e > - 
-         < / P o s t e d _ D e f e r r a l _ H e a d e r > - 
-         < T o t a l s > - 
-             < S u m A m t R e c o g n i z e d > S u m A m t R e c o g n i z e d < / S u m A m t R e c o g n i z e d > - 
-             < S u m R e m a i n i n g A m t D e f e r r e d > S u m R e m a i n i n g A m t D e f e r r e d < / S u m R e m a i n i n g A m t D e f e r r e d > - 
-             < S u m T o t a l A m t D e f e r r e d > S u m T o t a l A m t D e f e r r e d < / S u m T o t a l A m t D e f e r r e d > - 
-         < / T o t a l s > - 
-     < / V e n d o r > - 
- < / N a v W o r d R e p o r t X m l P a r t > 
-</file>
-
-<file path=customXml/item3.xml>��< ? x m l   v e r s i o n = " 1 . 0 "   e n c o d i n g = " u t f - 1 6 " ? > - 
- < N a v W o r d R e p o r t X m l P a r t   x m l n s = " u r n : m i c r o s o f t - d y n a m i c s - b u s i n e s s c e n t r a l / i n t e r n a l / e x t e n d e d / r e p o r t s / D e f e r r a l _ S u m m a r y _ P u r c h a s i n g / 1 7 0 2 / " > - 
-     < B C R e p o r t I n f o r m a t i o n > - 
-         < R e p o r t M e t a d a t a > - 
-             < E x t e n s i o n I d > E x t e n s i o n   I D < / E x t e n s i o n I d > - 
-             < E x t e n s i o n N a m e > E x t e n s i o n   N a m e < / E x t e n s i o n N a m e > - 
-             < E x t e n s i o n P u b l i s h e r > E x t e n s i o n   P u b l i s h e r < / E x t e n s i o n P u b l i s h e r > - 
-             < E x t e n s i o n V e r s i o n > E x t e n s i o n   V e r s i o n < / E x t e n s i o n V e r s i o n > - 
-             < R e p o r t I d > R e p o r t   I D < / R e p o r t I d > - 
-             < R e p o r t N a m e > R e p o r t   N a m e < / R e p o r t N a m e > - 
-             < R e p o r t C a p t i o n > R e p o r t   C a p t i o n < / R e p o r t C a p t i o n > - 
-             < A b o u t T h i s R e p o r t T i t l e > A b o u t   T h i s   R e p o r t   T i t l e < / A b o u t T h i s R e p o r t T i t l e > - 
-             < A b o u t T h i s R e p o r t T e x t > A b o u t   T h i s   R e p o r t   T e x t < / A b o u t T h i s R e p o r t T e x t > - 
-             < R e p o r t H e l p L i n k > R e p o r t   H e l p   L i n k < / R e p o r t H e l p L i n k > - 
-         < / R e p o r t M e t a d a t a > - 
-         < R e p o r t R e q u e s t > - 
-             < T e n a n t E n t r a I d > T e n a n t   E n t r a   I d < / T e n a n t E n t r a I d > - 
-             < E n v i r o n m e n t N a m e > E n v i r o n m e n t   N a m e < / E n v i r o n m e n t N a m e > - 
-             < E n v i r o n m e n t T y p e > E n v i r o n m e n t   T y p e < / E n v i r o n m e n t T y p e > - 
-             < C o m p a n y N a m e > C o m p a n y   N a m e < / C o m p a n y N a m e > - 
-             < C o m p a n y D i s p l a y N a m e > C o m p a n y   D i s p l a y   N a m e < / C o m p a n y D i s p l a y N a m e > - 
-             < C o m p a n y I d > C o m p a n y   I D < / C o m p a n y I d > - 
-             < U s e r N a m e > U s e r   N a m e < / U s e r N a m e > - 
-             < D a t e A n d T i m e > D a t e   a n d   T i m e < / D a t e A n d T i m e > - 
-             < L a n g u a g e > L a n g u a g e < / L a n g u a g e > - 
-             < F o r m a t R e g i o n > F o r m a t   R e g i o n < / F o r m a t R e g i o n > - 
-             < D a t e T i m e V a l u e s > - 
-                 < Y e a r > Y e a r < / Y e a r > - 
-                 < M o n t h N u m b e r > M o n t h   N u m b e r < / M o n t h N u m b e r > - 
-                 < D a y N u m b e r > D a y   N u m b e r < / D a y N u m b e r > - 
-                 < H o u r > H o u r < / H o u r > - 
-                 < M i n u t e > M i n u t e < / M i n u t e > - 
-             < / D a t e T i m e V a l u e s > - 
-         < / R e p o r t R e q u e s t > - 
-         < C o m p a n y M e t a d a t a > - 
-             < C o m p a n y N a m e > C o m p a n y   N a m e < / C o m p a n y N a m e > - 
-             < C o m p a n y D i s p l a y N a m e > C o m p a n y   D i s p l a y   N a m e < / C o m p a n y D i s p l a y N a m e > - 
-             < C o m p a n y A d d r e s s L i n e s > - 
-                 < C o m p a n y A d d r e s s L i n e 1 > C o m p a n y   A d d r e s s   L i n e   1 < / C o m p a n y A d d r e s s L i n e 1 > - 
-                 < C o m p a n y A d d r e s s L i n e 2 > C o m p a n y   A d d r e s s   L i n e   2 < / C o m p a n y A d d r e s s L i n e 2 > - 
-                 < C o m p a n y A d d r e s s L i n e 3 > C o m p a n y   A d d r e s s   L i n e   3 < / C o m p a n y A d d r e s s L i n e 3 > - 
-                 < C o m p a n y A d d r e s s L i n e 4 > C o m p a n y   A d d r e s s   L i n e   4 < / C o m p a n y A d d r e s s L i n e 4 > - 
-                 < C o m p a n y A d d r e s s L i n e 5 > C o m p a n y   A d d r e s s   L i n e   5 < / C o m p a n y A d d r e s s L i n e 5 > - 
-                 < C o m p a n y A d d r e s s L i n e 6 > C o m p a n y   A d d r e s s   L i n e   6 < / C o m p a n y A d d r e s s L i n e 6 > - 
-                 < C o m p a n y A d d r e s s L i n e 7 > C o m p a n y   A d d r e s s   L i n e   7 < / C o m p a n y A d d r e s s L i n e 7 > - 
-                 < C o m p a n y A d d r e s s L i n e 8 > C o m p a n y   A d d r e s s   L i n e   8 < / C o m p a n y A d d r e s s L i n e 8 > - 
-             < / C o m p a n y A d d r e s s L i n e s > - 
-             < C o m p a n y P h o n e > C o m p a n y   P h o n e < / C o m p a n y P h o n e > - 
-             < C o m p a n y P h o n e C a p t i o n > C o m p a n y   P h o n e   C a p t i o n < / C o m p a n y P h o n e C a p t i o n > - 
-             < C o m p a n y F a x N o > C o m p a n y   F a x   N o . < / C o m p a n y F a x N o > - 
-             < C o m p a n y F a x N o C a p t i o n > C o m p a n y   F a x   N o .   C a p t i o n < / C o m p a n y F a x N o C a p t i o n > - 
-             < C o m p a n y E m a i l > C o m p a n y   E m a i l < / C o m p a n y E m a i l > - 
-             < C o m p a n y E m a i l C a p t i o n > C o m p a n y   E m a i l   C a p t i o n < / C o m p a n y E m a i l C a p t i o n > - 
-             < C o m p a n y H o m e P a g e > C o m p a n y   H o m e   P a g e < / C o m p a n y H o m e P a g e > - 
-             < C o m p a n y H o m e P a g e C a p t i o n > C o m p a n y   H o m e   P a g e   C a p t i o n < / C o m p a n y H o m e P a g e C a p t i o n > - 
-             < C o m p a n y L o g o > C o m p a n y   L o g o < / C o m p a n y L o g o > - 
-             < C o m p a n y V A T R e g i s t r a t i o n N o > C o m p a n y   V A T   R e g i s t r a t i o n   N o . < / C o m p a n y V A T R e g i s t r a t i o n N o > - 
-             < C o m p a n y V A T R e g i s t r a t i o n N o C a p t i o n > C o m p a n y   V A T   R e g i s t r a t i o n   N o .   C a p t i o n < / C o m p a n y V A T R e g i s t r a t i o n N o C a p t i o n > - 
-             < C o m p a n y R e g i s t r a t i o n N o > C o m p a n y   R e g i s t r a t i o n   N o . < / C o m p a n y R e g i s t r a t i o n N o > - 
-             < C o m p a n y R e g i s t r a t i o n N o C a p t i o n > C o m p a n y   R e g i s t r a t i o n   N o .   C a p t i o n < / C o m p a n y R e g i s t r a t i o n N o C a p t i o n > - 
-             < C o m p a n y B a n k N a m e > C o m p a n y   B a n k   N a m e < / C o m p a n y B a n k N a m e > - 
-             < C o m p a n y B a n k N a m e C a p t i o n > C o m p a n y   B a n k   N a m e   C a p t i o n < / C o m p a n y B a n k N a m e C a p t i o n > - 
-             < C o m p a n y B a n k A c c o u n t N o > C o m p a n y   B a n k   A c c o u n t   N o . < / C o m p a n y B a n k A c c o u n t N o > - 
-             < C o m p a n y B a n k A c c o u n t N o C a p t i o n > C o m p a n y   B a n k   A c c o u n t   N o .   C a p t i o n < / C o m p a n y B a n k A c c o u n t N o C a p t i o n > - 
-             < C o m p a n y B a n k B r a n c h N o > C o m p a n y   B a n k   B r a n c h   N o . < / C o m p a n y B a n k B r a n c h N o > - 
-             < C o m p a n y B a n k B r a n c h N o C a p t i o n > C o m p a n y   B a n k   B r a n c h   N o .   C a p t i o n < / C o m p a n y B a n k B r a n c h N o C a p t i o n > - 
-             < C o m p a n y I B A N > C o m p a n y   I B A N < / C o m p a n y I B A N > - 
-             < C o m p a n y I B A N C a p t i o n > C o m p a n y   I B A N   C a p t i o n < / C o m p a n y I B A N C a p t i o n > - 
-             < C o m p a n y B a n k S W I F T > C o m p a n y   B a n k   S W I F T < / C o m p a n y B a n k S W I F T > - 
-             < C o m p a n y B a n k S W I F T C a p t i o n > C o m p a n y   B a n k   S W I F T   C a p t i o n < / C o m p a n y B a n k S W I F T C a p t i o n > - 
-             < C o m p a n y G i r o N o > C o m p a n y   G i r o   N o . < / C o m p a n y G i r o N o > - 
-             < C o m p a n y G i r o N o C a p t i o n > C o m p a n y   G i r o   N o .   C a p t i o n < / C o m p a n y G i r o N o C a p t i o n > - 
-         < / C o m p a n y M e t a d a t a > - 
-     < / B C R e p o r t I n f o r m a t i o n > - 
-     < L a b e l s > - 
-         < A b o u t T h e R e p o r t L a b e l   E l e m e n t T y p e = " P a r a m e t e r "   E l e m e n t I d = " 1 6 7 7 9 2 0 0 1 "   D a t a T y p e = " S t r i n g " > A b o u t T h e R e p o r t L a b e l < / A b o u t T h e R e p o r t L a b e l > - 
-         < A c c t N a m e C a p t i o n   E l e m e n t T y p e = " P a r a m e t e r "   E l e m e n t I d = " 8 9 7 8 0 0 1 9 9 "   D a t a T y p e = " S t r i n g " > A c c t N a m e C a p t i o n < / A c c t N a m e C a p t i o n > - 
-         < A m o u n t R e c o g n i z e d C a p t i o n   E l e m e n t T y p e = " P a r a m e t e r "   E l e m e n t I d = " 1 2 2 9 1 0 9 7 1 3 "   D a t a T y p e = " S t r i n g " > A m o u n t R e c o g n i z e d C a p t i o n < / A m o u n t R e c o g n i z e d C a p t i o n > - 
-         < B a l A s O f D a t e C a p t i o n   E l e m e n t T y p e = " P a r a m e t e r "   E l e m e n t I d = " 1 7 3 6 9 6 3 9 0 7 "   D a t a T y p e = " S t r i n g " > B a l A s O f D a t e C a p t i o n < / B a l A s O f D a t e C a p t i o n > - 
-         < C o m p a n y L a b e l   E l e m e n t T y p e = " P a r a m e t e r "   E l e m e n t I d = " 3 4 6 7 6 0 3 4 8 "   D a t a T y p e = " S t r i n g " > C o m p a n y L a b e l < / C o m p a n y L a b e l > - 
-         < D a t a R e t r i e v e d   E l e m e n t T y p e = " P a r a m e t e r "   E l e m e n t I d = " 2 9 1 9 1 1 8 0 7 "   D a t a T y p e = " S t r i n g " > D a t a R e t r i e v e d < / D a t a R e t r i e v e d > - 
-         < D e f e r r a l A c c o u n t C a p t i o n   E l e m e n t T y p e = " P a r a m e t e r "   E l e m e n t I d = " 4 0 9 4 8 5 3 2 3 "   D a t a T y p e = " S t r i n g " > D e f e r r a l A c c o u n t C a p t i o n < / D e f e r r a l A c c o u n t C a p t i o n > - 
-         < D e f e r r a l S u m m a r y P u r c h L a b e l   E l e m e n t T y p e = " P a r a m e t e r "   E l e m e n t I d = " 6 0 7 2 0 6 4 6 0 "   D a t a T y p e = " S t r i n g " > D e f e r r a l S u m m a r y P u r c h L a b e l < / D e f e r r a l S u m m a r y P u r c h L a b e l > - 
-         < D e f e r r a l S u m m a r y P u r c h P r i n t   E l e m e n t T y p e = " P a r a m e t e r "   E l e m e n t I d = " 1 0 9 6 6 1 3 4 9 1 "   D a t a T y p e = " S t r i n g " > D e f e r r a l S u m m a r y P u r c h P r i n t < / D e f e r r a l S u m m a r y P u r c h P r i n t > - 
-         < D e f S t a r t D a t e C a p t i o n   E l e m e n t T y p e = " P a r a m e t e r "   E l e m e n t I d = " 1 6 3 1 6 9 6 4 3 2 "   D a t a T y p e = " S t r i n g " > D e f S t a r t D a t e C a p t i o n < / D e f S t a r t D a t e C a p t i o n > - 
-         < D e f S u m m a r y P u r c h A n a l y s i s   E l e m e n t T y p e = " P a r a m e t e r "   E l e m e n t I d = " 1 8 0 2 9 1 3 6 0 8 "   D a t a T y p e = " S t r i n g " > D e f S u m m a r y P u r c h A n a l y s i s < / D e f S u m m a r y P u r c h A n a l y s i s > - 
-         < D e s c C a p t i o n   E l e m e n t T y p e = " P a r a m e t e r "   E l e m e n t I d = " 1 5 8 0 3 0 3 5 5 8 "   D a t a T y p e = " S t r i n g " > D e s c C a p t i o n < / D e s c C a p t i o n > - 
-         < D o c N o C a p t i o n   E l e m e n t T y p e = " P a r a m e t e r "   E l e m e n t I d = " 2 0 5 6 5 2 6 8 5 8 "   D a t a T y p e = " S t r i n g " > D o c N o C a p t i o n < / D o c N o C a p t i o n > - 
-         < D o c T y p e C a p t i o n   E l e m e n t T y p e = " P a r a m e t e r "   E l e m e n t I d = " 4 0 9 9 8 6 6 4 3 "   D a t a T y p e = " S t r i n g " > D o c T y p e C a p t i o n < / D o c T y p e C a p t i o n > - 
-         < D o c u m e n t _ N o C a p t i o n   E l e m e n t T y p e = " P a r a m e t e r "   E l e m e n t I d = " 1 2 4 5 9 8 9 3 4 0 "   D a t a T y p e = " S t r i n g " > D o c u m e n t _ N o C a p t i o n < / D o c u m e n t _ N o C a p t i o n > - 
-         < D o c u m e n t _ T y p e C a p t i o n   E l e m e n t T y p e = " P a r a m e t e r "   E l e m e n t I d = " 7 4 3 6 1 2 2 9 "   D a t a T y p e = " S t r i n g " > D o c u m e n t _ T y p e C a p t i o n < / D o c u m e n t _ T y p e C a p t i o n > - 
-         < D o c u m e n t a t i o n L a b e l   E l e m e n t T y p e = " P a r a m e t e r "   E l e m e n t I d = " 1 7 3 8 9 2 4 8 1 5 "   D a t a T y p e = " S t r i n g " > D o c u m e n t a t i o n L a b e l < / D o c u m e n t a t i o n L a b e l > - 
-         < E n t r y N o C a p t i o n   E l e m e n t T y p e = " P a r a m e t e r "   E l e m e n t I d = " 1 8 2 1 3 0 3 6 9 8 "   D a t a T y p e = " S t r i n g " > E n t r y N o C a p t i o n < / E n t r y N o C a p t i o n > - 
-         < E n v i r o n m e n t L a b e l   E l e m e n t T y p e = " P a r a m e t e r "   E l e m e n t I d = " 8 1 8 8 1 6 5 9 0 "   D a t a T y p e = " S t r i n g " > E n v i r o n m e n t L a b e l < / E n v i r o n m e n t L a b e l > - 
-         < L i n e D e s c C a p t i o n   E l e m e n t T y p e = " P a r a m e t e r "   E l e m e n t I d = " 2 0 5 0 8 2 3 4 6 8 "   D a t a T y p e = " S t r i n g " > L i n e D e s c C a p t i o n < / L i n e D e s c C a p t i o n > - 
-         < L i n e N o C a p t i o n   E l e m e n t T y p e = " P a r a m e t e r "   E l e m e n t I d = " 9 0 2 0 1 5 8 3 6 "   D a t a T y p e = " S t r i n g " > L i n e N o C a p t i o n < / L i n e N o C a p t i o n > - 
-         < L i n e T y p e C a p t i o n   E l e m e n t T y p e = " P a r a m e t e r "   E l e m e n t I d = " 1 5 1 5 6 4 8 1 3 3 "   D a t a T y p e = " S t r i n g " > L i n e T y p e C a p t i o n < / L i n e T y p e C a p t i o n > - 
-         < N o O f P e r i o d s C a p t i o n   E l e m e n t T y p e = " P a r a m e t e r "   E l e m e n t I d = " 1 8 2 1 5 5 0 8 4 5 "   D a t a T y p e = " S t r i n g " > N o O f P e r i o d s C a p t i o n < / N o O f P e r i o d s C a p t i o n > - 
-         < N u m O f P e r i o d s C a p t i o n   E l e m e n t T y p e = " P a r a m e t e r "   E l e m e n t I d = " 6 5 8 9 3 7 0 6 8 "   D a t a T y p e = " S t r i n g " > N u m O f P e r i o d s C a p t i o n < / N u m O f P e r i o d s C a p t i o n > - 
-         < P o s t i n g D a t e C a p t i o n   E l e m e n t T y p e = " P a r a m e t e r "   E l e m e n t I d = " 1 2 7 3 0 5 6 1 7 "   D a t a T y p e = " S t r i n g " > P o s t i n g D a t e C a p t i o n < / P o s t i n g D a t e C a p t i o n > - 
-         < R e m A m o u n t D e f C a p t i o n   E l e m e n t T y p e = " P a r a m e t e r "   E l e m e n t I d = " 6 4 3 2 7 5 8 5 8 "   D a t a T y p e = " S t r i n g " > R e m A m o u n t D e f C a p t i o n < / R e m A m o u n t D e f C a p t i o n > - 
-         < R e p o r t N a m e L a b e l   E l e m e n t T y p e = " P a r a m e t e r "   E l e m e n t I d = " 1 0 2 2 2 9 2 9 8 2 "   D a t a T y p e = " S t r i n g " > R e p o r t N a m e L a b e l < / R e p o r t N a m e L a b e l > - 
-         < R u n O n L a b e l   E l e m e n t T y p e = " P a r a m e t e r "   E l e m e n t I d = " 1 1 1 9 0 3 7 5 9 5 "   D a t a T y p e = " S t r i n g " > R u n O n L a b e l < / R u n O n L a b e l > - 
-         < T o t a l A m o u n t D e f C a p t i o n   E l e m e n t T y p e = " P a r a m e t e r "   E l e m e n t I d = " 1 5 7 8 5 0 2 1 6 2 "   D a t a T y p e = " S t r i n g " > T o t a l A m o u n t D e f C a p t i o n < / T o t a l A m o u n t D e f C a p t i o n > - 
-         < U s e r L a b e l   E l e m e n t T y p e = " P a r a m e t e r "   E l e m e n t I d = " 8 4 8 8 1 6 7 9 4 "   D a t a T y p e = " S t r i n g " > U s e r L a b e l < / U s e r L a b e l > - 
-         < V e n d N a m e C a p t i o n   E l e m e n t T y p e = " P a r a m e t e r "   E l e m e n t I d = " 1 8 4 3 0 9 3 6 4 3 "   D a t a T y p e = " S t r i n g " > V e n d N a m e C a p t i o n < / V e n d N a m e C a p t i o n > - 
-         < V e n d N o C a p t i o n   E l e m e n t T y p e = " P a r a m e t e r "   E l e m e n t I d = " 1 4 5 2 2 4 0 7 4 7 "   D a t a T y p e = " S t r i n g " > V e n d N o C a p t i o n < / V e n d N o C a p t i o n > - 
-     < / L a b e l s > - 
-     < T o o l t i p s   / > - 
-     < V e n d o r   E l e m e n t T y p e = " D a t a I t e m "   E l e m e n t I d = " 2 1 1 4 8 2 1 6 7 " > - 
-         < A c c o u n t N o C a p t i o n   E l e m e n t T y p e = " C o l u m n "   E l e m e n t I d = " 4 5 9 9 9 7 5 8 9 "   D a t a T y p e = " L a b e l " > A c c o u n t N o C a p t i o n < / A c c o u n t N o C a p t i o n > - 
-         < A m t R e c o g n i z e d C a p t i o n   E l e m e n t T y p e = " C o l u m n "   E l e m e n t I d = " 5 8 2 8 5 6 6 1 3 "   D a t a T y p e = " L a b e l " > A m t R e c o g n i z e d C a p t i o n < / A m t R e c o g n i z e d C a p t i o n > - 
-         < B a l a n c e A s O f D a t e C a p t i o n   E l e m e n t T y p e = " C o l u m n "   E l e m e n t I d = " 1 8 1 5 3 3 0 6 6 "   D a t a T y p e = " S t r i n g " > B a l a n c e A s O f D a t e C a p t i o n < / B a l a n c e A s O f D a t e C a p t i o n > - 
-         < B a l a n c e A s O f D a t e F i l t e r   E l e m e n t T y p e = " C o l u m n "   E l e m e n t I d = " 1 8 8 0 2 0 7 9 7 2 "   D a t a T y p e = " D a t e " > B a l a n c e A s O f D a t e F i l t e r < / B a l a n c e A s O f D a t e F i l t e r > - 
-         < B a l a n c e C a p t i o n   E l e m e n t T y p e = " C o l u m n "   E l e m e n t I d = " 1 7 1 0 3 0 7 0 2 9 "   D a t a T y p e = " L a b e l " > B a l a n c e C a p t i o n < / B a l a n c e C a p t i o n > - 
-         < C o m p a n y N a m e   E l e m e n t T y p e = " C o l u m n "   E l e m e n t I d = " 1 5 9 5 4 7 7 3 9 5 "   D a t a T y p e = " S t r i n g " > C o m p a n y N a m e < / C o m p a n y N a m e > - 
-         < D e f e r r a l S u m m a r y P u r c h C a p t i o n   E l e m e n t T y p e = " C o l u m n "   E l e m e n t I d = " 9 6 6 4 5 2 9 7 2 "   D a t a T y p e = " L a b e l " > D e f e r r a l S u m m a r y P u r c h C a p t i o n < / D e f e r r a l S u m m a r y P u r c h C a p t i o n > - 
-         < D o c u m e n t C a p t i o n   E l e m e n t T y p e = " C o l u m n "   E l e m e n t I d = " 7 3 5 3 8 4 3 3 2 "   D a t a T y p e = " S t r i n g " > D o c u m e n t C a p t i o n < / D o c u m e n t C a p t i o n > - 
-         < D o c u m e n t F i l t e r   E l e m e n t T y p e = " C o l u m n "   E l e m e n t I d = " 2 0 1 7 2 0 2 7 1 0 "   D a t a T y p e = " T e x t " > D o c u m e n t F i l t e r < / D o c u m e n t F i l t e r > - 
-         < E m p t y S t r i n g   E l e m e n t T y p e = " C o l u m n "   E l e m e n t I d = " 1 3 3 2 8 2 3 9 0 7 "   D a t a T y p e = " S t r i n g " > E m p t y S t r i n g < / E m p t y S t r i n g > - 
-         < G L A c c T a b l e C a p t i o n   E l e m e n t T y p e = " C o l u m n "   E l e m e n t I d = " 4 8 6 9 6 5 6 8 7 "   D a t a T y p e = " S t r i n g " > G L A c c T a b l e C a p t i o n < / G L A c c T a b l e C a p t i o n > - 
-         < G L B a l C a p t i o n   E l e m e n t T y p e = " C o l u m n "   E l e m e n t I d = " 1 2 0 3 1 1 2 7 1 3 "   D a t a T y p e = " L a b e l " > G L B a l C a p t i o n < / G L B a l C a p t i o n > - 
-         < G L F i l t e r   E l e m e n t T y p e = " C o l u m n "   E l e m e n t I d = " 4 3 3 3 0 5 9 8 "   D a t a T y p e = " T e x t " > G L F i l t e r < / G L F i l t e r > - 
-         < P a g e C a p t i o n   E l e m e n t T y p e = " C o l u m n "   E l e m e n t I d = " 1 6 4 5 7 9 0 3 1 2 "   D a t a T y p e = " L a b e l " > P a g e C a p t i o n < / P a g e C a p t i o n > - 
-         < P a g e G r o u p N o   E l e m e n t T y p e = " C o l u m n "   E l e m e n t I d = " 6 4 9 1 8 0 1 4 4 "   D a t a T y p e = " I n t e g e r " > P a g e G r o u p N o < / P a g e G r o u p N o > - 
-         < P e r i o d C a p t i o n   E l e m e n t T y p e = " C o l u m n "   E l e m e n t I d = " 1 4 7 8 2 5 3 4 2 2 "   D a t a T y p e = " L a b e l " > P e r i o d C a p t i o n < / P e r i o d C a p t i o n > - 
-         < R e m A m t D e f C a p t i o n   E l e m e n t T y p e = " C o l u m n "   E l e m e n t I d = " 1 4 1 6 1 9 6 6 6 2 "   D a t a T y p e = " L a b e l " > R e m A m t D e f C a p t i o n < / R e m A m t D e f C a p t i o n > - 
-         < T o t A m t D e f C a p t i o n   E l e m e n t T y p e = " C o l u m n "   E l e m e n t I d = " 1 8 9 9 9 9 0 1 1 5 "   D a t a T y p e = " L a b e l " > T o t A m t D e f C a p t i o n < / T o t A m t D e f C a p t i o n > - 
-         < V e n d o r C a p t i o n   E l e m e n t T y p e = " C o l u m n "   E l e m e n t I d = " 4 2 2 7 0 5 4 5 "   D a t a T y p e = " S t r i n g " > V e n d o r C a p t i o n < / V e n d o r C a p t i o n > - 
-         < P o s t e d _ D e f e r r a l _ H e a d e r   E l e m e n t T y p e = " D a t a I t e m "   E l e m e n t I d = " 1 0 4 2 5 8 3 7 8 8 " > - 
-             < A c c o u n t N a m e   E l e m e n t T y p e = " C o l u m n "   E l e m e n t I d = " 1 7 2 4 8 6 5 1 3 3 "   D a t a T y p e = " T e x t " > A c c o u n t N a m e < / A c c o u n t N a m e > - 
-             < A m o u n t   E l e m e n t T y p e = " C o l u m n "   E l e m e n t I d = " 1 5 1 1 0 9 1 2 7 1 "   D a t a T y p e = " D e c i m a l " > A m o u n t < / A m o u n t > - 
-             < A m t R e c o g n i z e d   E l e m e n t T y p e = " C o l u m n "   E l e m e n t I d = " 1 2 9 8 7 3 6 5 4 7 "   D a t a T y p e = " D e c i m a l " > A m t R e c o g n i z e d < / A m t R e c o g n i z e d > - 
-             < D e f e r r a l A c c o u n t   E l e m e n t T y p e = " C o l u m n "   E l e m e n t I d = " 1 6 2 8 6 0 3 1 5 5 "   D a t a T y p e = " C o d e " > D e f e r r a l A c c o u n t < / D e f e r r a l A c c o u n t > - 
-             < D e f e r r a l S t a r t D a t e   E l e m e n t T y p e = " C o l u m n "   E l e m e n t I d = " 1 6 8 9 5 5 6 7 5 0 "   D a t a T y p e = " S t r i n g " > D e f e r r a l S t a r t D a t e < / D e f e r r a l S t a r t D a t e > - 
-             < D o c u m e n t T y p e   E l e m e n t T y p e = " C o l u m n "   E l e m e n t I d = " 2 0 8 9 7 9 9 8 9 8 "   D a t a T y p e = " I n t e g e r " > D o c u m e n t T y p e < / D o c u m e n t T y p e > - 
-             < D o c u m e n t T y p e S t r i n g   E l e m e n t T y p e = " C o l u m n "   E l e m e n t I d = " 1 1 4 8 3 5 6 4 1 7 "   D a t a T y p e = " T e x t " > D o c u m e n t T y p e S t r i n g < / D o c u m e n t T y p e S t r i n g > - 
-             < D o c u m e n t _ N o   E l e m e n t T y p e = " C o l u m n "   E l e m e n t I d = " 1 2 4 5 9 8 9 3 4 0 "   D a t a T y p e = " C o d e " > D o c u m e n t _ N o < / D o c u m e n t _ N o > - 
-             < D o c u m e n t _ T y p e   E l e m e n t T y p e = " C o l u m n "   E l e m e n t I d = " 7 4 3 6 1 2 2 9 "   D a t a T y p e = " I n t e g e r " > D o c u m e n t _ T y p e < / D o c u m e n t _ T y p e > - 
-             < L i n e D e s c r i p t i o n   E l e m e n t T y p e = " C o l u m n "   E l e m e n t I d = " 6 7 3 6 4 4 5 0 1 "   D a t a T y p e = " T e x t " > L i n e D e s c r i p t i o n < / L i n e D e s c r i p t i o n > - 
-             < L i n e T y p e   E l e m e n t T y p e = " C o l u m n "   E l e m e n t I d = " 1 4 5 0 4 2 2 9 4 1 "   D a t a T y p e = " O p t i o n " > L i n e T y p e < / L i n e T y p e > - 
-             < L i n e _ N o   E l e m e n t T y p e = " C o l u m n "   E l e m e n t I d = " 2 4 7 0 5 6 1 9 5 "   D a t a T y p e = " I n t e g e r " > L i n e _ N o < / L i n e _ N o > - 
-             < N o _ G L A c c   E l e m e n t T y p e = " C o l u m n "   E l e m e n t I d = " 1 3 7 2 6 3 7 1 8 3 "   D a t a T y p e = " C o d e " > N o _ G L A c c < / N o _ G L A c c > - 
-             < N u m O f P e r i o d s   E l e m e n t T y p e = " C o l u m n "   E l e m e n t I d = " 6 5 8 9 3 7 0 6 8 "   D a t a T y p e = " I n t e g e r " > N u m O f P e r i o d s < / N u m O f P e r i o d s > - 
-             < P o s t i n g D a t e   E l e m e n t T y p e = " C o l u m n "   E l e m e n t I d = " 8 8 9 9 5 5 3 3 7 "   D a t a T y p e = " S t r i n g " > P o s t i n g D a t e < / P o s t i n g D a t e > - 
-             < R e m a i n i n g A m t D e f e r r e d   E l e m e n t T y p e = " C o l u m n "   E l e m e n t I d = " 1 2 0 4 7 3 4 1 3 8 "   D a t a T y p e = " D e c i m a l " > R e m a i n i n g A m t D e f e r r e d < / R e m a i n i n g A m t D e f e r r e d > - 
-             < T o t a l A m t D e f e r r e d   E l e m e n t T y p e = " C o l u m n "   E l e m e n t I d = " 1 7 2 0 8 5 5 5 4 8 "   D a t a T y p e = " D e c i m a l " > T o t a l A m t D e f e r r e d < / T o t a l A m t D e f e r r e d > - 
-             < V e n d N o   E l e m e n t T y p e = " C o l u m n "   E l e m e n t I d = " 1 7 8 4 4 3 4 7 7 1 "   D a t a T y p e = " C o d e " > V e n d N o < / V e n d N o > - 
-             < V e n d o r F i l t e r   E l e m e n t T y p e = " C o l u m n "   E l e m e n t I d = " 9 9 6 0 2 4 1 7 5 "   D a t a T y p e = " T e x t " > V e n d o r F i l t e r < / V e n d o r F i l t e r > - 
-             < V e n d o r N a m e   E l e m e n t T y p e = " C o l u m n "   E l e m e n t I d = " 1 3 6 7 7 5 3 5 8 6 "   D a t a T y p e = " T e x t " > V e n d o r N a m e < / V e n d o r N a m e > - 
-         < / P o s t e d _ D e f e r r a l _ H e a d e r > - 
-         < T o t a l s   E l e m e n t T y p e = " D a t a I t e m "   E l e m e n t I d = " 1 8 2 3 9 5 0 0 4 4 " > - 
-             < S u m A m t R e c o g n i z e d   E l e m e n t T y p e = " C o l u m n "   E l e m e n t I d = " 1 8 6 4 9 1 4 0 1 0 "   D a t a T y p e = " D e c i m a l " > S u m A m t R e c o g n i z e d < / S u m A m t R e c o g n i z e d > - 
-             < S u m R e m a i n i n g A m t D e f e r r e d   E l e m e n t T y p e = " C o l u m n "   E l e m e n t I d = " 1 9 7 8 8 6 2 5 9 9 "   D a t a T y p e = " D e c i m a l " > S u m R e m a i n i n g A m t D e f e r r e d < / S u m R e m a i n i n g A m t D e f e r r e d > - 
-             < S u m T o t a l A m t D e f e r r e d   E l e m e n t T y p e = " C o l u m n "   E l e m e n t I d = " 7 6 0 8 9 3 9 7 5 "   D a t a T y p e = " D e c i m a l " > S u m T o t a l A m t D e f e r r e d < / S u m T o t a l A m t D e f e r r e d > - 
-         < / T o t a l s > - 
-     < / V e n d o r > - 
- < / N a v W o r d R e p o r t X m l P a r t > 
+<file path=customXml/item2.xml><?xml version="1.0" encoding="utf-8"?>
+<NavWordReportXmlPart xmlns="urn:microsoft-dynamics-nav/reports/Deferral_Summary_Purchasing/1702/">
+  <BCReportInformation>
+    <ReportMetadata>
+      <ExtensionId>Extension ID</ExtensionId>
+      <ExtensionName>Extension Name</ExtensionName>
+      <ExtensionPublisher>Extension Publisher</ExtensionPublisher>
+      <ExtensionVersion>Extension Version</ExtensionVersion>
+      <ReportId>Report ID</ReportId>
+      <ReportName>Report Name</ReportName>
+      <AboutThisReportTitle>About This Report Title</AboutThisReportTitle>
+      <AboutThisReportText>About This Report Text</AboutThisReportText>
+      <ReportHelpLink>Report Help Link</ReportHelpLink>
+    </ReportMetadata>
+    <ReportRequest>
+      <TenantEntraId>Tenant Entra Id</TenantEntraId>
+      <EnvironmentName>Environment Name</EnvironmentName>
+      <EnvironmentType>Environment Type</EnvironmentType>
+      <CompanyName>Company Name</CompanyName>
+      <CompanyDisplayName>Company Display Name</CompanyDisplayName>
+      <CompanyId>Company ID</CompanyId>
+      <UserName>User Name</UserName>
+      <DateAndTime>Date and Time</DateAndTime>
+      <Language>Language</Language>
+      <FormatRegion>Format Region</FormatRegion>
+      <DateTimeValues>
+        <Year>Year</Year>
+        <MonthNumber>Month Number</MonthNumber>
+        <DayNumber>Day Number</DayNumber>
+        <Hour>Hour</Hour>
+        <Minute>Minute</Minute>
+      </DateTimeValues>
+    </ReportRequest>
+  </BCReportInformation>
+  <Labels>
+    <AboutTheReportLabel>AboutTheReportLabel</AboutTheReportLabel>
+    <AcctNameCaption>AcctNameCaption</AcctNameCaption>
+    <AmountRecognizedCaption>AmountRecognizedCaption</AmountRecognizedCaption>
+    <BalAsOfDateCaption>BalAsOfDateCaption</BalAsOfDateCaption>
+    <CompanyLabel>CompanyLabel</CompanyLabel>
+    <DataRetrieved>DataRetrieved</DataRetrieved>
+    <DeferralAccountCaption>DeferralAccountCaption</DeferralAccountCaption>
+    <DeferralSummaryPurchLabel>DeferralSummaryPurchLabel</DeferralSummaryPurchLabel>
+    <DeferralSummaryPurchPrint>DeferralSummaryPurchPrint</DeferralSummaryPurchPrint>
+    <DefStartDateCaption>DefStartDateCaption</DefStartDateCaption>
+    <DefSummaryPurchAnalysis>DefSummaryPurchAnalysis</DefSummaryPurchAnalysis>
+    <DescCaption>DescCaption</DescCaption>
+    <DocNoCaption>DocNoCaption</DocNoCaption>
+    <DocTypeCaption>DocTypeCaption</DocTypeCaption>
+    <Document_NoCaption>Document_NoCaption</Document_NoCaption>
+    <Document_TypeCaption>Document_TypeCaption</Document_TypeCaption>
+    <DocumentationLabel>DocumentationLabel</DocumentationLabel>
+    <EntryNoCaption>EntryNoCaption</EntryNoCaption>
+    <EnvironmentLabel>EnvironmentLabel</EnvironmentLabel>
+    <LineDescCaption>LineDescCaption</LineDescCaption>
+    <LineNoCaption>LineNoCaption</LineNoCaption>
+    <LineTypeCaption>LineTypeCaption</LineTypeCaption>
+    <NoOfPeriodsCaption>NoOfPeriodsCaption</NoOfPeriodsCaption>
+    <NumOfPeriodsCaption>NumOfPeriodsCaption</NumOfPeriodsCaption>
+    <PostingDateCaption>PostingDateCaption</PostingDateCaption>
+    <RemAmountDefCaption>RemAmountDefCaption</RemAmountDefCaption>
+    <ReportNameLabel>ReportNameLabel</ReportNameLabel>
+    <RunOnLabel>RunOnLabel</RunOnLabel>
+    <TotalAmountDefCaption>TotalAmountDefCaption</TotalAmountDefCaption>
+    <UserLabel>UserLabel</UserLabel>
+    <VendNameCaption>VendNameCaption</VendNameCaption>
+    <VendNoCaption>VendNoCaption</VendNoCaption>
+  </Labels>
+  <Vendor>
+    <AccountNoCaption>AccountNoCaption</AccountNoCaption>
+    <AmtRecognizedCaption>AmtRecognizedCaption</AmtRecognizedCaption>
+    <BalanceAsOfDateCaption>BalanceAsOfDateCaption</BalanceAsOfDateCaption>
+    <BalanceAsOfDateFilter>BalanceAsOfDateFilter</BalanceAsOfDateFilter>
+    <BalanceCaption>BalanceCaption</BalanceCaption>
+    <CompanyName>CompanyName</CompanyName>
+    <DeferralSummaryPurchCaption>DeferralSummaryPurchCaption</DeferralSummaryPurchCaption>
+    <DocumentCaption>DocumentCaption</DocumentCaption>
+    <DocumentFilter>DocumentFilter</DocumentFilter>
+    <EmptyString>EmptyString</EmptyString>
+    <GLAccTableCaption>GLAccTableCaption</GLAccTableCaption>
+    <GLBalCaption>GLBalCaption</GLBalCaption>
+    <GLFilter>GLFilter</GLFilter>
+    <PageCaption>PageCaption</PageCaption>
+    <PageGroupNo>PageGroupNo</PageGroupNo>
+    <PeriodCaption>PeriodCaption</PeriodCaption>
+    <RemAmtDefCaption>RemAmtDefCaption</RemAmtDefCaption>
+    <TotAmtDefCaption>TotAmtDefCaption</TotAmtDefCaption>
+    <VendorCaption>VendorCaption</VendorCaption>
+    <Posted_Deferral_Header>
+      <AccountName>AccountName</AccountName>
+      <Amount>Amount</Amount>
+      <AmtRecognized>AmtRecognized</AmtRecognized>
+      <DeferralAccount>DeferralAccount</DeferralAccount>
+      <DeferralStartDate>DeferralStartDate</DeferralStartDate>
+      <DocumentType>DocumentType</DocumentType>
+      <DocumentTypeString>DocumentTypeString</DocumentTypeString>
+      <Document_No>Document_No</Document_No>
+      <Document_Type>Document_Type</Document_Type>
+      <LineDescription>LineDescription</LineDescription>
+      <LineType>LineType</LineType>
+      <Line_No>Line_No</Line_No>
+      <No_GLAcc>No_GLAcc</No_GLAcc>
+      <NumOfPeriods>NumOfPeriods</NumOfPeriods>
+      <PostingDate>PostingDate</PostingDate>
+      <RemainingAmtDeferred>RemainingAmtDeferred</RemainingAmtDeferred>
+      <TotalAmtDeferred>TotalAmtDeferred</TotalAmtDeferred>
+      <VendNo>VendNo</VendNo>
+      <VendorFilter>VendorFilter</VendorFilter>
+      <VendorName>VendorName</VendorName>
+    </Posted_Deferral_Header>
+    <Totals>
+      <SumAmtRecognized>SumAmtRecognized</SumAmtRecognized>
+      <SumRemainingAmtDeferred>SumRemainingAmtDeferred</SumRemainingAmtDeferred>
+      <SumTotalAmtDeferred>SumTotalAmtDeferred</SumTotalAmtDeferred>
+    </Totals>
+  </Vendor>
+</NavWordReportXmlPart>
 </file>
 
 <file path=docMetadata/LabelInfo.xml><?xml version="1.0" encoding="utf-8"?>

--- a/src/Layers/W1/BaseApp/Finance/Deferral/DeferralSummaryPurchasing.docx
+++ b/src/Layers/W1/BaseApp/Finance/Deferral/DeferralSummaryPurchasing.docx
@@ -5705,123 +5705,636 @@
 </we:webextension>
 </file>
 
-<file path=customXml/item2.xml><?xml version="1.0" encoding="utf-8"?>
-<NavWordReportXmlPart xmlns="urn:microsoft-dynamics-nav/reports/Deferral_Summary_Purchasing/1702/">
-  <BCReportInformation>
-    <ReportMetadata>
-      <ExtensionId>Extension ID</ExtensionId>
-      <ExtensionName>Extension Name</ExtensionName>
-      <ExtensionPublisher>Extension Publisher</ExtensionPublisher>
-      <ExtensionVersion>Extension Version</ExtensionVersion>
-      <ReportId>Report ID</ReportId>
-      <ReportName>Report Name</ReportName>
-      <AboutThisReportTitle>About This Report Title</AboutThisReportTitle>
-      <AboutThisReportText>About This Report Text</AboutThisReportText>
-      <ReportHelpLink>Report Help Link</ReportHelpLink>
-    </ReportMetadata>
-    <ReportRequest>
-      <TenantEntraId>Tenant Entra Id</TenantEntraId>
-      <EnvironmentName>Environment Name</EnvironmentName>
-      <EnvironmentType>Environment Type</EnvironmentType>
-      <CompanyName>Company Name</CompanyName>
-      <CompanyDisplayName>Company Display Name</CompanyDisplayName>
-      <CompanyId>Company ID</CompanyId>
-      <UserName>User Name</UserName>
-      <DateAndTime>Date and Time</DateAndTime>
-      <Language>Language</Language>
-      <FormatRegion>Format Region</FormatRegion>
-      <DateTimeValues>
-        <Year>Year</Year>
-        <MonthNumber>Month Number</MonthNumber>
-        <DayNumber>Day Number</DayNumber>
-        <Hour>Hour</Hour>
-        <Minute>Minute</Minute>
-      </DateTimeValues>
-    </ReportRequest>
-  </BCReportInformation>
-  <Labels>
-    <AboutTheReportLabel>AboutTheReportLabel</AboutTheReportLabel>
-    <AcctNameCaption>AcctNameCaption</AcctNameCaption>
-    <AmountRecognizedCaption>AmountRecognizedCaption</AmountRecognizedCaption>
-    <BalAsOfDateCaption>BalAsOfDateCaption</BalAsOfDateCaption>
-    <CompanyLabel>CompanyLabel</CompanyLabel>
-    <DataRetrieved>DataRetrieved</DataRetrieved>
-    <DeferralAccountCaption>DeferralAccountCaption</DeferralAccountCaption>
-    <DeferralSummaryPurchLabel>DeferralSummaryPurchLabel</DeferralSummaryPurchLabel>
-    <DeferralSummaryPurchPrint>DeferralSummaryPurchPrint</DeferralSummaryPurchPrint>
-    <DefStartDateCaption>DefStartDateCaption</DefStartDateCaption>
-    <DefSummaryPurchAnalysis>DefSummaryPurchAnalysis</DefSummaryPurchAnalysis>
-    <DescCaption>DescCaption</DescCaption>
-    <DocNoCaption>DocNoCaption</DocNoCaption>
-    <DocTypeCaption>DocTypeCaption</DocTypeCaption>
-    <Document_NoCaption>Document_NoCaption</Document_NoCaption>
-    <Document_TypeCaption>Document_TypeCaption</Document_TypeCaption>
-    <DocumentationLabel>DocumentationLabel</DocumentationLabel>
-    <EntryNoCaption>EntryNoCaption</EntryNoCaption>
-    <EnvironmentLabel>EnvironmentLabel</EnvironmentLabel>
-    <LineDescCaption>LineDescCaption</LineDescCaption>
-    <LineNoCaption>LineNoCaption</LineNoCaption>
-    <LineTypeCaption>LineTypeCaption</LineTypeCaption>
-    <NoOfPeriodsCaption>NoOfPeriodsCaption</NoOfPeriodsCaption>
-    <NumOfPeriodsCaption>NumOfPeriodsCaption</NumOfPeriodsCaption>
-    <PostingDateCaption>PostingDateCaption</PostingDateCaption>
-    <RemAmountDefCaption>RemAmountDefCaption</RemAmountDefCaption>
-    <ReportNameLabel>ReportNameLabel</ReportNameLabel>
-    <RunOnLabel>RunOnLabel</RunOnLabel>
-    <TotalAmountDefCaption>TotalAmountDefCaption</TotalAmountDefCaption>
-    <UserLabel>UserLabel</UserLabel>
-    <VendNameCaption>VendNameCaption</VendNameCaption>
-    <VendNoCaption>VendNoCaption</VendNoCaption>
-  </Labels>
-  <Vendor>
-    <AccountNoCaption>AccountNoCaption</AccountNoCaption>
-    <AmtRecognizedCaption>AmtRecognizedCaption</AmtRecognizedCaption>
-    <BalanceAsOfDateCaption>BalanceAsOfDateCaption</BalanceAsOfDateCaption>
-    <BalanceAsOfDateFilter>BalanceAsOfDateFilter</BalanceAsOfDateFilter>
-    <BalanceCaption>BalanceCaption</BalanceCaption>
-    <CompanyName>CompanyName</CompanyName>
-    <DeferralSummaryPurchCaption>DeferralSummaryPurchCaption</DeferralSummaryPurchCaption>
-    <DocumentCaption>DocumentCaption</DocumentCaption>
-    <DocumentFilter>DocumentFilter</DocumentFilter>
-    <EmptyString>EmptyString</EmptyString>
-    <GLAccTableCaption>GLAccTableCaption</GLAccTableCaption>
-    <GLBalCaption>GLBalCaption</GLBalCaption>
-    <GLFilter>GLFilter</GLFilter>
-    <PageCaption>PageCaption</PageCaption>
-    <PageGroupNo>PageGroupNo</PageGroupNo>
-    <PeriodCaption>PeriodCaption</PeriodCaption>
-    <RemAmtDefCaption>RemAmtDefCaption</RemAmtDefCaption>
-    <TotAmtDefCaption>TotAmtDefCaption</TotAmtDefCaption>
-    <VendorCaption>VendorCaption</VendorCaption>
-    <Posted_Deferral_Header>
-      <AccountName>AccountName</AccountName>
-      <Amount>Amount</Amount>
-      <AmtRecognized>AmtRecognized</AmtRecognized>
-      <DeferralAccount>DeferralAccount</DeferralAccount>
-      <DeferralStartDate>DeferralStartDate</DeferralStartDate>
-      <DocumentType>DocumentType</DocumentType>
-      <DocumentTypeString>DocumentTypeString</DocumentTypeString>
-      <Document_No>Document_No</Document_No>
-      <Document_Type>Document_Type</Document_Type>
-      <LineDescription>LineDescription</LineDescription>
-      <LineType>LineType</LineType>
-      <Line_No>Line_No</Line_No>
-      <No_GLAcc>No_GLAcc</No_GLAcc>
-      <NumOfPeriods>NumOfPeriods</NumOfPeriods>
-      <PostingDate>PostingDate</PostingDate>
-      <RemainingAmtDeferred>RemainingAmtDeferred</RemainingAmtDeferred>
-      <TotalAmtDeferred>TotalAmtDeferred</TotalAmtDeferred>
-      <VendNo>VendNo</VendNo>
-      <VendorFilter>VendorFilter</VendorFilter>
-      <VendorName>VendorName</VendorName>
-    </Posted_Deferral_Header>
-    <Totals>
-      <SumAmtRecognized>SumAmtRecognized</SumAmtRecognized>
-      <SumRemainingAmtDeferred>SumRemainingAmtDeferred</SumRemainingAmtDeferred>
-      <SumTotalAmtDeferred>SumTotalAmtDeferred</SumTotalAmtDeferred>
-    </Totals>
-  </Vendor>
-</NavWordReportXmlPart>
+<file path=customXml/item2.xml>��< ? x m l   v e r s i o n = " 1 . 0 "   e n c o d i n g = " u t f - 1 6 " ? > + 
+ < N a v W o r d R e p o r t X m l P a r t   x m l n s = " u r n : m i c r o s o f t - d y n a m i c s - n a v / r e p o r t s / D e f e r r a l _ S u m m a r y _ P u r c h a s i n g / 1 7 0 2 / " > + 
+     < B C R e p o r t I n f o r m a t i o n > + 
+         < R e p o r t M e t a d a t a > + 
+             < E x t e n s i o n I d > E x t e n s i o n   I D < / E x t e n s i o n I d > + 
+             < E x t e n s i o n N a m e > E x t e n s i o n   N a m e < / E x t e n s i o n N a m e > + 
+             < E x t e n s i o n P u b l i s h e r > E x t e n s i o n   P u b l i s h e r < / E x t e n s i o n P u b l i s h e r > + 
+             < E x t e n s i o n V e r s i o n > E x t e n s i o n   V e r s i o n < / E x t e n s i o n V e r s i o n > + 
+             < R e p o r t I d > R e p o r t   I D < / R e p o r t I d > + 
+             < R e p o r t N a m e > R e p o r t   N a m e < / R e p o r t N a m e > + 
+             < R e p o r t C a p t i o n > R e p o r t   C a p t i o n < / R e p o r t C a p t i o n > + 
+             < A b o u t T h i s R e p o r t T i t l e > A b o u t   T h i s   R e p o r t   T i t l e < / A b o u t T h i s R e p o r t T i t l e > + 
+             < A b o u t T h i s R e p o r t T e x t > A b o u t   T h i s   R e p o r t   T e x t < / A b o u t T h i s R e p o r t T e x t > + 
+             < R e p o r t H e l p L i n k > R e p o r t   H e l p   L i n k < / R e p o r t H e l p L i n k > + 
+         < / R e p o r t M e t a d a t a > + 
+         < R e p o r t R e q u e s t > + 
+             < T e n a n t E n t r a I d > T e n a n t   E n t r a   I d < / T e n a n t E n t r a I d > + 
+             < E n v i r o n m e n t N a m e > E n v i r o n m e n t   N a m e < / E n v i r o n m e n t N a m e > + 
+             < E n v i r o n m e n t T y p e > E n v i r o n m e n t   T y p e < / E n v i r o n m e n t T y p e > + 
+             < C o m p a n y N a m e > C o m p a n y   N a m e < / C o m p a n y N a m e > + 
+             < C o m p a n y D i s p l a y N a m e > C o m p a n y   D i s p l a y   N a m e < / C o m p a n y D i s p l a y N a m e > + 
+             < C o m p a n y I d > C o m p a n y   I D < / C o m p a n y I d > + 
+             < U s e r N a m e > U s e r   N a m e < / U s e r N a m e > + 
+             < D a t e A n d T i m e > D a t e   a n d   T i m e < / D a t e A n d T i m e > + 
+             < L a n g u a g e > L a n g u a g e < / L a n g u a g e > + 
+             < F o r m a t R e g i o n > F o r m a t   R e g i o n < / F o r m a t R e g i o n > + 
+             < D a t e T i m e V a l u e s > + 
+                 < Y e a r > Y e a r < / Y e a r > + 
+                 < M o n t h N u m b e r > M o n t h   N u m b e r < / M o n t h N u m b e r > + 
+                 < D a y N u m b e r > D a y   N u m b e r < / D a y N u m b e r > + 
+                 < H o u r > H o u r < / H o u r > + 
+                 < M i n u t e > M i n u t e < / M i n u t e > + 
+             < / D a t e T i m e V a l u e s > + 
+         < / R e p o r t R e q u e s t > + 
+         < C o m p a n y M e t a d a t a > + 
+             < C o m p a n y N a m e > C o m p a n y   N a m e < / C o m p a n y N a m e > + 
+             < C o m p a n y D i s p l a y N a m e > C o m p a n y   D i s p l a y   N a m e < / C o m p a n y D i s p l a y N a m e > + 
+             < C o m p a n y A d d r e s s L i n e s > + 
+                 < C o m p a n y A d d r e s s L i n e 1 > C o m p a n y   A d d r e s s   L i n e   1 < / C o m p a n y A d d r e s s L i n e 1 > + 
+                 < C o m p a n y A d d r e s s L i n e 2 > C o m p a n y   A d d r e s s   L i n e   2 < / C o m p a n y A d d r e s s L i n e 2 > + 
+                 < C o m p a n y A d d r e s s L i n e 3 > C o m p a n y   A d d r e s s   L i n e   3 < / C o m p a n y A d d r e s s L i n e 3 > + 
+                 < C o m p a n y A d d r e s s L i n e 4 > C o m p a n y   A d d r e s s   L i n e   4 < / C o m p a n y A d d r e s s L i n e 4 > + 
+                 < C o m p a n y A d d r e s s L i n e 5 > C o m p a n y   A d d r e s s   L i n e   5 < / C o m p a n y A d d r e s s L i n e 5 > + 
+                 < C o m p a n y A d d r e s s L i n e 6 > C o m p a n y   A d d r e s s   L i n e   6 < / C o m p a n y A d d r e s s L i n e 6 > + 
+                 < C o m p a n y A d d r e s s L i n e 7 > C o m p a n y   A d d r e s s   L i n e   7 < / C o m p a n y A d d r e s s L i n e 7 > + 
+                 < C o m p a n y A d d r e s s L i n e 8 > C o m p a n y   A d d r e s s   L i n e   8 < / C o m p a n y A d d r e s s L i n e 8 > + 
+             < / C o m p a n y A d d r e s s L i n e s > + 
+             < C o m p a n y P h o n e > C o m p a n y   P h o n e < / C o m p a n y P h o n e > + 
+             < C o m p a n y P h o n e C a p t i o n > C o m p a n y   P h o n e   C a p t i o n < / C o m p a n y P h o n e C a p t i o n > + 
+             < C o m p a n y F a x N o > C o m p a n y   F a x   N o . < / C o m p a n y F a x N o > + 
+             < C o m p a n y F a x N o C a p t i o n > C o m p a n y   F a x   N o .   C a p t i o n < / C o m p a n y F a x N o C a p t i o n > + 
+             < C o m p a n y E m a i l > C o m p a n y   E m a i l < / C o m p a n y E m a i l > + 
+             < C o m p a n y E m a i l C a p t i o n > C o m p a n y   E m a i l   C a p t i o n < / C o m p a n y E m a i l C a p t i o n > + 
+             < C o m p a n y H o m e P a g e > C o m p a n y   H o m e   P a g e < / C o m p a n y H o m e P a g e > + 
+             < C o m p a n y H o m e P a g e C a p t i o n > C o m p a n y   H o m e   P a g e   C a p t i o n < / C o m p a n y H o m e P a g e C a p t i o n > + 
+             < C o m p a n y L o g o > C o m p a n y   L o g o < / C o m p a n y L o g o > + 
+             < C o m p a n y V A T R e g i s t r a t i o n N o > C o m p a n y   V A T   R e g i s t r a t i o n   N o . < / C o m p a n y V A T R e g i s t r a t i o n N o > + 
+             < C o m p a n y V A T R e g i s t r a t i o n N o C a p t i o n > C o m p a n y   V A T   R e g i s t r a t i o n   N o .   C a p t i o n < / C o m p a n y V A T R e g i s t r a t i o n N o C a p t i o n > + 
+             < C o m p a n y R e g i s t r a t i o n N o > C o m p a n y   R e g i s t r a t i o n   N o . < / C o m p a n y R e g i s t r a t i o n N o > + 
+             < C o m p a n y R e g i s t r a t i o n N o C a p t i o n > C o m p a n y   R e g i s t r a t i o n   N o .   C a p t i o n < / C o m p a n y R e g i s t r a t i o n N o C a p t i o n > + 
+             < C o m p a n y B a n k N a m e > C o m p a n y   B a n k   N a m e < / C o m p a n y B a n k N a m e > + 
+             < C o m p a n y B a n k N a m e C a p t i o n > C o m p a n y   B a n k   N a m e   C a p t i o n < / C o m p a n y B a n k N a m e C a p t i o n > + 
+             < C o m p a n y B a n k A c c o u n t N o > C o m p a n y   B a n k   A c c o u n t   N o . < / C o m p a n y B a n k A c c o u n t N o > + 
+             < C o m p a n y B a n k A c c o u n t N o C a p t i o n > C o m p a n y   B a n k   A c c o u n t   N o .   C a p t i o n < / C o m p a n y B a n k A c c o u n t N o C a p t i o n > + 
+             < C o m p a n y B a n k B r a n c h N o > C o m p a n y   B a n k   B r a n c h   N o . < / C o m p a n y B a n k B r a n c h N o > + 
+             < C o m p a n y B a n k B r a n c h N o C a p t i o n > C o m p a n y   B a n k   B r a n c h   N o .   C a p t i o n < / C o m p a n y B a n k B r a n c h N o C a p t i o n > + 
+             < C o m p a n y I B A N > C o m p a n y   I B A N < / C o m p a n y I B A N > + 
+             < C o m p a n y I B A N C a p t i o n > C o m p a n y   I B A N   C a p t i o n < / C o m p a n y I B A N C a p t i o n > + 
+             < C o m p a n y B a n k S W I F T > C o m p a n y   B a n k   S W I F T < / C o m p a n y B a n k S W I F T > + 
+             < C o m p a n y B a n k S W I F T C a p t i o n > C o m p a n y   B a n k   S W I F T   C a p t i o n < / C o m p a n y B a n k S W I F T C a p t i o n > + 
+             < C o m p a n y G i r o N o > C o m p a n y   G i r o   N o . < / C o m p a n y G i r o N o > + 
+             < C o m p a n y G i r o N o C a p t i o n > C o m p a n y   G i r o   N o .   C a p t i o n < / C o m p a n y G i r o N o C a p t i o n > + 
+         < / C o m p a n y M e t a d a t a > + 
+     < / B C R e p o r t I n f o r m a t i o n > + 
+     < L a b e l s > + 
+         < A b o u t T h e R e p o r t L a b e l > A b o u t T h e R e p o r t L a b e l < / A b o u t T h e R e p o r t L a b e l > + 
+         < A c c t N a m e C a p t i o n > A c c t N a m e C a p t i o n < / A c c t N a m e C a p t i o n > + 
+         < A m o u n t R e c o g n i z e d C a p t i o n > A m o u n t R e c o g n i z e d C a p t i o n < / A m o u n t R e c o g n i z e d C a p t i o n > + 
+         < B a l A s O f D a t e C a p t i o n > B a l A s O f D a t e C a p t i o n < / B a l A s O f D a t e C a p t i o n > + 
+         < C o m p a n y L a b e l > C o m p a n y L a b e l < / C o m p a n y L a b e l > + 
+         < D a t a R e t r i e v e d > D a t a R e t r i e v e d < / D a t a R e t r i e v e d > + 
+         < D e f e r r a l A c c o u n t C a p t i o n > D e f e r r a l A c c o u n t C a p t i o n < / D e f e r r a l A c c o u n t C a p t i o n > + 
+         < D e f e r r a l S u m m a r y P u r c h L a b e l > D e f e r r a l S u m m a r y P u r c h L a b e l < / D e f e r r a l S u m m a r y P u r c h L a b e l > + 
+         < D e f e r r a l S u m m a r y P u r c h P r i n t > D e f e r r a l S u m m a r y P u r c h P r i n t < / D e f e r r a l S u m m a r y P u r c h P r i n t > + 
+         < D e f S t a r t D a t e C a p t i o n > D e f S t a r t D a t e C a p t i o n < / D e f S t a r t D a t e C a p t i o n > + 
+         < D e f S u m m a r y P u r c h A n a l y s i s > D e f S u m m a r y P u r c h A n a l y s i s < / D e f S u m m a r y P u r c h A n a l y s i s > + 
+         < D e s c C a p t i o n > D e s c C a p t i o n < / D e s c C a p t i o n > + 
+         < D o c N o C a p t i o n > D o c N o C a p t i o n < / D o c N o C a p t i o n > + 
+         < D o c T y p e C a p t i o n > D o c T y p e C a p t i o n < / D o c T y p e C a p t i o n > + 
+         < D o c u m e n t _ N o C a p t i o n > D o c u m e n t _ N o C a p t i o n < / D o c u m e n t _ N o C a p t i o n > + 
+         < D o c u m e n t _ T y p e C a p t i o n > D o c u m e n t _ T y p e C a p t i o n < / D o c u m e n t _ T y p e C a p t i o n > + 
+         < D o c u m e n t a t i o n L a b e l > D o c u m e n t a t i o n L a b e l < / D o c u m e n t a t i o n L a b e l > + 
+         < E n t r y N o C a p t i o n > E n t r y N o C a p t i o n < / E n t r y N o C a p t i o n > + 
+         < E n v i r o n m e n t L a b e l > E n v i r o n m e n t L a b e l < / E n v i r o n m e n t L a b e l > + 
+         < L i n e D e s c C a p t i o n > L i n e D e s c C a p t i o n < / L i n e D e s c C a p t i o n > + 
+         < L i n e N o C a p t i o n > L i n e N o C a p t i o n < / L i n e N o C a p t i o n > + 
+         < L i n e T y p e C a p t i o n > L i n e T y p e C a p t i o n < / L i n e T y p e C a p t i o n > + 
+         < N o O f P e r i o d s C a p t i o n > N o O f P e r i o d s C a p t i o n < / N o O f P e r i o d s C a p t i o n > + 
+         < N u m O f P e r i o d s C a p t i o n > N u m O f P e r i o d s C a p t i o n < / N u m O f P e r i o d s C a p t i o n > + 
+         < P o s t i n g D a t e C a p t i o n > P o s t i n g D a t e C a p t i o n < / P o s t i n g D a t e C a p t i o n > + 
+         < R e m A m o u n t D e f C a p t i o n > R e m A m o u n t D e f C a p t i o n < / R e m A m o u n t D e f C a p t i o n > + 
+         < R e p o r t N a m e L a b e l > R e p o r t N a m e L a b e l < / R e p o r t N a m e L a b e l > + 
+         < R u n O n L a b e l > R u n O n L a b e l < / R u n O n L a b e l > + 
+         < T o t a l A m o u n t D e f C a p t i o n > T o t a l A m o u n t D e f C a p t i o n < / T o t a l A m o u n t D e f C a p t i o n > + 
+         < U s e r L a b e l > U s e r L a b e l < / U s e r L a b e l > + 
+         < V e n d N a m e C a p t i o n > V e n d N a m e C a p t i o n < / V e n d N a m e C a p t i o n > + 
+         < V e n d N o C a p t i o n > V e n d N o C a p t i o n < / V e n d N o C a p t i o n > + 
+     < / L a b e l s > + 
+     < V e n d o r > + 
+         < A c c o u n t N o C a p t i o n > A c c o u n t N o C a p t i o n < / A c c o u n t N o C a p t i o n > + 
+         < A m t R e c o g n i z e d C a p t i o n > A m t R e c o g n i z e d C a p t i o n < / A m t R e c o g n i z e d C a p t i o n > + 
+         < B a l a n c e A s O f D a t e C a p t i o n > B a l a n c e A s O f D a t e C a p t i o n < / B a l a n c e A s O f D a t e C a p t i o n > + 
+         < B a l a n c e A s O f D a t e F i l t e r > B a l a n c e A s O f D a t e F i l t e r < / B a l a n c e A s O f D a t e F i l t e r > + 
+         < B a l a n c e C a p t i o n > B a l a n c e C a p t i o n < / B a l a n c e C a p t i o n > + 
+         < C o m p a n y N a m e > C o m p a n y N a m e < / C o m p a n y N a m e > + 
+         < D e f e r r a l S u m m a r y P u r c h C a p t i o n > D e f e r r a l S u m m a r y P u r c h C a p t i o n < / D e f e r r a l S u m m a r y P u r c h C a p t i o n > + 
+         < D o c u m e n t C a p t i o n > D o c u m e n t C a p t i o n < / D o c u m e n t C a p t i o n > + 
+         < D o c u m e n t F i l t e r > D o c u m e n t F i l t e r < / D o c u m e n t F i l t e r > + 
+         < E m p t y S t r i n g > E m p t y S t r i n g < / E m p t y S t r i n g > + 
+         < G L A c c T a b l e C a p t i o n > G L A c c T a b l e C a p t i o n < / G L A c c T a b l e C a p t i o n > + 
+         < G L B a l C a p t i o n > G L B a l C a p t i o n < / G L B a l C a p t i o n > + 
+         < G L F i l t e r > G L F i l t e r < / G L F i l t e r > + 
+         < P a g e C a p t i o n > P a g e C a p t i o n < / P a g e C a p t i o n > + 
+         < P a g e G r o u p N o > P a g e G r o u p N o < / P a g e G r o u p N o > + 
+         < P e r i o d C a p t i o n > P e r i o d C a p t i o n < / P e r i o d C a p t i o n > + 
+         < R e m A m t D e f C a p t i o n > R e m A m t D e f C a p t i o n < / R e m A m t D e f C a p t i o n > + 
+         < T o t A m t D e f C a p t i o n > T o t A m t D e f C a p t i o n < / T o t A m t D e f C a p t i o n > + 
+         < V e n d o r C a p t i o n > V e n d o r C a p t i o n < / V e n d o r C a p t i o n > + 
+         < P o s t e d _ D e f e r r a l _ H e a d e r > + 
+             < A c c o u n t N a m e > A c c o u n t N a m e < / A c c o u n t N a m e > + 
+             < A m o u n t > A m o u n t < / A m o u n t > + 
+             < A m t R e c o g n i z e d > A m t R e c o g n i z e d < / A m t R e c o g n i z e d > + 
+             < D e f e r r a l A c c o u n t > D e f e r r a l A c c o u n t < / D e f e r r a l A c c o u n t > + 
+             < D e f e r r a l S t a r t D a t e > D e f e r r a l S t a r t D a t e < / D e f e r r a l S t a r t D a t e > + 
+             < D o c u m e n t T y p e > D o c u m e n t T y p e < / D o c u m e n t T y p e > + 
+             < D o c u m e n t T y p e S t r i n g > D o c u m e n t T y p e S t r i n g < / D o c u m e n t T y p e S t r i n g > + 
+             < D o c u m e n t _ N o > D o c u m e n t _ N o < / D o c u m e n t _ N o > + 
+             < D o c u m e n t _ T y p e > D o c u m e n t _ T y p e < / D o c u m e n t _ T y p e > + 
+             < L i n e D e s c r i p t i o n > L i n e D e s c r i p t i o n < / L i n e D e s c r i p t i o n > + 
+             < L i n e T y p e > L i n e T y p e < / L i n e T y p e > + 
+             < L i n e _ N o > L i n e _ N o < / L i n e _ N o > + 
+             < N o _ G L A c c > N o _ G L A c c < / N o _ G L A c c > + 
+             < N u m O f P e r i o d s > N u m O f P e r i o d s < / N u m O f P e r i o d s > + 
+             < P o s t i n g D a t e > P o s t i n g D a t e < / P o s t i n g D a t e > + 
+             < R e m a i n i n g A m t D e f e r r e d > R e m a i n i n g A m t D e f e r r e d < / R e m a i n i n g A m t D e f e r r e d > + 
+             < T o t a l A m t D e f e r r e d > T o t a l A m t D e f e r r e d < / T o t a l A m t D e f e r r e d > + 
+             < V e n d N o > V e n d N o < / V e n d N o > + 
+             < V e n d o r F i l t e r > V e n d o r F i l t e r < / V e n d o r F i l t e r > + 
+             < V e n d o r N a m e > V e n d o r N a m e < / V e n d o r N a m e > + 
+         < / P o s t e d _ D e f e r r a l _ H e a d e r > + 
+         < T o t a l s > + 
+             < S u m A m t R e c o g n i z e d > S u m A m t R e c o g n i z e d < / S u m A m t R e c o g n i z e d > + 
+             < S u m R e m a i n i n g A m t D e f e r r e d > S u m R e m a i n i n g A m t D e f e r r e d < / S u m R e m a i n i n g A m t D e f e r r e d > + 
+             < S u m T o t a l A m t D e f e r r e d > S u m T o t a l A m t D e f e r r e d < / S u m T o t a l A m t D e f e r r e d > + 
+         < / T o t a l s > + 
+     < / V e n d o r > + 
+ < / N a v W o r d R e p o r t X m l P a r t > 
+</file>
+
+<file path=customXml/item3.xml>��< ? x m l   v e r s i o n = " 1 . 0 "   e n c o d i n g = " u t f - 1 6 " ? > + 
+ < N a v W o r d R e p o r t X m l P a r t   x m l n s = " u r n : m i c r o s o f t - d y n a m i c s - b u s i n e s s c e n t r a l / i n t e r n a l / e x t e n d e d / r e p o r t s / D e f e r r a l _ S u m m a r y _ P u r c h a s i n g / 1 7 0 2 / " > + 
+     < B C R e p o r t I n f o r m a t i o n > + 
+         < R e p o r t M e t a d a t a > + 
+             < E x t e n s i o n I d > E x t e n s i o n   I D < / E x t e n s i o n I d > + 
+             < E x t e n s i o n N a m e > E x t e n s i o n   N a m e < / E x t e n s i o n N a m e > + 
+             < E x t e n s i o n P u b l i s h e r > E x t e n s i o n   P u b l i s h e r < / E x t e n s i o n P u b l i s h e r > + 
+             < E x t e n s i o n V e r s i o n > E x t e n s i o n   V e r s i o n < / E x t e n s i o n V e r s i o n > + 
+             < R e p o r t I d > R e p o r t   I D < / R e p o r t I d > + 
+             < R e p o r t N a m e > R e p o r t   N a m e < / R e p o r t N a m e > + 
+             < R e p o r t C a p t i o n > R e p o r t   C a p t i o n < / R e p o r t C a p t i o n > + 
+             < A b o u t T h i s R e p o r t T i t l e > A b o u t   T h i s   R e p o r t   T i t l e < / A b o u t T h i s R e p o r t T i t l e > + 
+             < A b o u t T h i s R e p o r t T e x t > A b o u t   T h i s   R e p o r t   T e x t < / A b o u t T h i s R e p o r t T e x t > + 
+             < R e p o r t H e l p L i n k > R e p o r t   H e l p   L i n k < / R e p o r t H e l p L i n k > + 
+         < / R e p o r t M e t a d a t a > + 
+         < R e p o r t R e q u e s t > + 
+             < T e n a n t E n t r a I d > T e n a n t   E n t r a   I d < / T e n a n t E n t r a I d > + 
+             < E n v i r o n m e n t N a m e > E n v i r o n m e n t   N a m e < / E n v i r o n m e n t N a m e > + 
+             < E n v i r o n m e n t T y p e > E n v i r o n m e n t   T y p e < / E n v i r o n m e n t T y p e > + 
+             < C o m p a n y N a m e > C o m p a n y   N a m e < / C o m p a n y N a m e > + 
+             < C o m p a n y D i s p l a y N a m e > C o m p a n y   D i s p l a y   N a m e < / C o m p a n y D i s p l a y N a m e > + 
+             < C o m p a n y I d > C o m p a n y   I D < / C o m p a n y I d > + 
+             < U s e r N a m e > U s e r   N a m e < / U s e r N a m e > + 
+             < D a t e A n d T i m e > D a t e   a n d   T i m e < / D a t e A n d T i m e > + 
+             < L a n g u a g e > L a n g u a g e < / L a n g u a g e > + 
+             < F o r m a t R e g i o n > F o r m a t   R e g i o n < / F o r m a t R e g i o n > + 
+             < D a t e T i m e V a l u e s > + 
+                 < Y e a r > Y e a r < / Y e a r > + 
+                 < M o n t h N u m b e r > M o n t h   N u m b e r < / M o n t h N u m b e r > + 
+                 < D a y N u m b e r > D a y   N u m b e r < / D a y N u m b e r > + 
+                 < H o u r > H o u r < / H o u r > + 
+                 < M i n u t e > M i n u t e < / M i n u t e > + 
+             < / D a t e T i m e V a l u e s > + 
+         < / R e p o r t R e q u e s t > + 
+         < C o m p a n y M e t a d a t a > + 
+             < C o m p a n y N a m e > C o m p a n y   N a m e < / C o m p a n y N a m e > + 
+             < C o m p a n y D i s p l a y N a m e > C o m p a n y   D i s p l a y   N a m e < / C o m p a n y D i s p l a y N a m e > + 
+             < C o m p a n y A d d r e s s L i n e s > + 
+                 < C o m p a n y A d d r e s s L i n e 1 > C o m p a n y   A d d r e s s   L i n e   1 < / C o m p a n y A d d r e s s L i n e 1 > + 
+                 < C o m p a n y A d d r e s s L i n e 2 > C o m p a n y   A d d r e s s   L i n e   2 < / C o m p a n y A d d r e s s L i n e 2 > + 
+                 < C o m p a n y A d d r e s s L i n e 3 > C o m p a n y   A d d r e s s   L i n e   3 < / C o m p a n y A d d r e s s L i n e 3 > + 
+                 < C o m p a n y A d d r e s s L i n e 4 > C o m p a n y   A d d r e s s   L i n e   4 < / C o m p a n y A d d r e s s L i n e 4 > + 
+                 < C o m p a n y A d d r e s s L i n e 5 > C o m p a n y   A d d r e s s   L i n e   5 < / C o m p a n y A d d r e s s L i n e 5 > + 
+                 < C o m p a n y A d d r e s s L i n e 6 > C o m p a n y   A d d r e s s   L i n e   6 < / C o m p a n y A d d r e s s L i n e 6 > + 
+                 < C o m p a n y A d d r e s s L i n e 7 > C o m p a n y   A d d r e s s   L i n e   7 < / C o m p a n y A d d r e s s L i n e 7 > + 
+                 < C o m p a n y A d d r e s s L i n e 8 > C o m p a n y   A d d r e s s   L i n e   8 < / C o m p a n y A d d r e s s L i n e 8 > + 
+             < / C o m p a n y A d d r e s s L i n e s > + 
+             < C o m p a n y P h o n e > C o m p a n y   P h o n e < / C o m p a n y P h o n e > + 
+             < C o m p a n y P h o n e C a p t i o n > C o m p a n y   P h o n e   C a p t i o n < / C o m p a n y P h o n e C a p t i o n > + 
+             < C o m p a n y F a x N o > C o m p a n y   F a x   N o . < / C o m p a n y F a x N o > + 
+             < C o m p a n y F a x N o C a p t i o n > C o m p a n y   F a x   N o .   C a p t i o n < / C o m p a n y F a x N o C a p t i o n > + 
+             < C o m p a n y E m a i l > C o m p a n y   E m a i l < / C o m p a n y E m a i l > + 
+             < C o m p a n y E m a i l C a p t i o n > C o m p a n y   E m a i l   C a p t i o n < / C o m p a n y E m a i l C a p t i o n > + 
+             < C o m p a n y H o m e P a g e > C o m p a n y   H o m e   P a g e < / C o m p a n y H o m e P a g e > + 
+             < C o m p a n y H o m e P a g e C a p t i o n > C o m p a n y   H o m e   P a g e   C a p t i o n < / C o m p a n y H o m e P a g e C a p t i o n > + 
+             < C o m p a n y L o g o > C o m p a n y   L o g o < / C o m p a n y L o g o > + 
+             < C o m p a n y V A T R e g i s t r a t i o n N o > C o m p a n y   V A T   R e g i s t r a t i o n   N o . < / C o m p a n y V A T R e g i s t r a t i o n N o > + 
+             < C o m p a n y V A T R e g i s t r a t i o n N o C a p t i o n > C o m p a n y   V A T   R e g i s t r a t i o n   N o .   C a p t i o n < / C o m p a n y V A T R e g i s t r a t i o n N o C a p t i o n > + 
+             < C o m p a n y R e g i s t r a t i o n N o > C o m p a n y   R e g i s t r a t i o n   N o . < / C o m p a n y R e g i s t r a t i o n N o > + 
+             < C o m p a n y R e g i s t r a t i o n N o C a p t i o n > C o m p a n y   R e g i s t r a t i o n   N o .   C a p t i o n < / C o m p a n y R e g i s t r a t i o n N o C a p t i o n > + 
+             < C o m p a n y B a n k N a m e > C o m p a n y   B a n k   N a m e < / C o m p a n y B a n k N a m e > + 
+             < C o m p a n y B a n k N a m e C a p t i o n > C o m p a n y   B a n k   N a m e   C a p t i o n < / C o m p a n y B a n k N a m e C a p t i o n > + 
+             < C o m p a n y B a n k A c c o u n t N o > C o m p a n y   B a n k   A c c o u n t   N o . < / C o m p a n y B a n k A c c o u n t N o > + 
+             < C o m p a n y B a n k A c c o u n t N o C a p t i o n > C o m p a n y   B a n k   A c c o u n t   N o .   C a p t i o n < / C o m p a n y B a n k A c c o u n t N o C a p t i o n > + 
+             < C o m p a n y B a n k B r a n c h N o > C o m p a n y   B a n k   B r a n c h   N o . < / C o m p a n y B a n k B r a n c h N o > + 
+             < C o m p a n y B a n k B r a n c h N o C a p t i o n > C o m p a n y   B a n k   B r a n c h   N o .   C a p t i o n < / C o m p a n y B a n k B r a n c h N o C a p t i o n > + 
+             < C o m p a n y I B A N > C o m p a n y   I B A N < / C o m p a n y I B A N > + 
+             < C o m p a n y I B A N C a p t i o n > C o m p a n y   I B A N   C a p t i o n < / C o m p a n y I B A N C a p t i o n > + 
+             < C o m p a n y B a n k S W I F T > C o m p a n y   B a n k   S W I F T < / C o m p a n y B a n k S W I F T > + 
+             < C o m p a n y B a n k S W I F T C a p t i o n > C o m p a n y   B a n k   S W I F T   C a p t i o n < / C o m p a n y B a n k S W I F T C a p t i o n > + 
+             < C o m p a n y G i r o N o > C o m p a n y   G i r o   N o . < / C o m p a n y G i r o N o > + 
+             < C o m p a n y G i r o N o C a p t i o n > C o m p a n y   G i r o   N o .   C a p t i o n < / C o m p a n y G i r o N o C a p t i o n > + 
+         < / C o m p a n y M e t a d a t a > + 
+     < / B C R e p o r t I n f o r m a t i o n > + 
+     < L a b e l s > + 
+         < A b o u t T h e R e p o r t L a b e l   E l e m e n t T y p e = " P a r a m e t e r "   E l e m e n t I d = " 1 6 7 7 9 2 0 0 1 "   D a t a T y p e = " S t r i n g " > A b o u t T h e R e p o r t L a b e l < / A b o u t T h e R e p o r t L a b e l > + 
+         < A c c t N a m e C a p t i o n   E l e m e n t T y p e = " P a r a m e t e r "   E l e m e n t I d = " 8 9 7 8 0 0 1 9 9 "   D a t a T y p e = " S t r i n g " > A c c t N a m e C a p t i o n < / A c c t N a m e C a p t i o n > + 
+         < A m o u n t R e c o g n i z e d C a p t i o n   E l e m e n t T y p e = " P a r a m e t e r "   E l e m e n t I d = " 1 2 2 9 1 0 9 7 1 3 "   D a t a T y p e = " S t r i n g " > A m o u n t R e c o g n i z e d C a p t i o n < / A m o u n t R e c o g n i z e d C a p t i o n > + 
+         < B a l A s O f D a t e C a p t i o n   E l e m e n t T y p e = " P a r a m e t e r "   E l e m e n t I d = " 1 7 3 6 9 6 3 9 0 7 "   D a t a T y p e = " S t r i n g " > B a l A s O f D a t e C a p t i o n < / B a l A s O f D a t e C a p t i o n > + 
+         < C o m p a n y L a b e l   E l e m e n t T y p e = " P a r a m e t e r "   E l e m e n t I d = " 3 4 6 7 6 0 3 4 8 "   D a t a T y p e = " S t r i n g " > C o m p a n y L a b e l < / C o m p a n y L a b e l > + 
+         < D a t a R e t r i e v e d   E l e m e n t T y p e = " P a r a m e t e r "   E l e m e n t I d = " 2 9 1 9 1 1 8 0 7 "   D a t a T y p e = " S t r i n g " > D a t a R e t r i e v e d < / D a t a R e t r i e v e d > + 
+         < D e f e r r a l A c c o u n t C a p t i o n   E l e m e n t T y p e = " P a r a m e t e r "   E l e m e n t I d = " 4 0 9 4 8 5 3 2 3 "   D a t a T y p e = " S t r i n g " > D e f e r r a l A c c o u n t C a p t i o n < / D e f e r r a l A c c o u n t C a p t i o n > + 
+         < D e f e r r a l S u m m a r y P u r c h L a b e l   E l e m e n t T y p e = " P a r a m e t e r "   E l e m e n t I d = " 6 0 7 2 0 6 4 6 0 "   D a t a T y p e = " S t r i n g " > D e f e r r a l S u m m a r y P u r c h L a b e l < / D e f e r r a l S u m m a r y P u r c h L a b e l > + 
+         < D e f e r r a l S u m m a r y P u r c h P r i n t   E l e m e n t T y p e = " P a r a m e t e r "   E l e m e n t I d = " 1 0 9 6 6 1 3 4 9 1 "   D a t a T y p e = " S t r i n g " > D e f e r r a l S u m m a r y P u r c h P r i n t < / D e f e r r a l S u m m a r y P u r c h P r i n t > + 
+         < D e f S t a r t D a t e C a p t i o n   E l e m e n t T y p e = " P a r a m e t e r "   E l e m e n t I d = " 1 6 3 1 6 9 6 4 3 2 "   D a t a T y p e = " S t r i n g " > D e f S t a r t D a t e C a p t i o n < / D e f S t a r t D a t e C a p t i o n > + 
+         < D e f S u m m a r y P u r c h A n a l y s i s   E l e m e n t T y p e = " P a r a m e t e r "   E l e m e n t I d = " 1 8 0 2 9 1 3 6 0 8 "   D a t a T y p e = " S t r i n g " > D e f S u m m a r y P u r c h A n a l y s i s < / D e f S u m m a r y P u r c h A n a l y s i s > + 
+         < D e s c C a p t i o n   E l e m e n t T y p e = " P a r a m e t e r "   E l e m e n t I d = " 1 5 8 0 3 0 3 5 5 8 "   D a t a T y p e = " S t r i n g " > D e s c C a p t i o n < / D e s c C a p t i o n > + 
+         < D o c N o C a p t i o n   E l e m e n t T y p e = " P a r a m e t e r "   E l e m e n t I d = " 2 0 5 6 5 2 6 8 5 8 "   D a t a T y p e = " S t r i n g " > D o c N o C a p t i o n < / D o c N o C a p t i o n > + 
+         < D o c T y p e C a p t i o n   E l e m e n t T y p e = " P a r a m e t e r "   E l e m e n t I d = " 4 0 9 9 8 6 6 4 3 "   D a t a T y p e = " S t r i n g " > D o c T y p e C a p t i o n < / D o c T y p e C a p t i o n > + 
+         < D o c u m e n t _ N o C a p t i o n   E l e m e n t T y p e = " P a r a m e t e r "   E l e m e n t I d = " 1 2 4 5 9 8 9 3 4 0 "   D a t a T y p e = " S t r i n g " > D o c u m e n t _ N o C a p t i o n < / D o c u m e n t _ N o C a p t i o n > + 
+         < D o c u m e n t _ T y p e C a p t i o n   E l e m e n t T y p e = " P a r a m e t e r "   E l e m e n t I d = " 7 4 3 6 1 2 2 9 "   D a t a T y p e = " S t r i n g " > D o c u m e n t _ T y p e C a p t i o n < / D o c u m e n t _ T y p e C a p t i o n > + 
+         < D o c u m e n t a t i o n L a b e l   E l e m e n t T y p e = " P a r a m e t e r "   E l e m e n t I d = " 1 7 3 8 9 2 4 8 1 5 "   D a t a T y p e = " S t r i n g " > D o c u m e n t a t i o n L a b e l < / D o c u m e n t a t i o n L a b e l > + 
+         < E n t r y N o C a p t i o n   E l e m e n t T y p e = " P a r a m e t e r "   E l e m e n t I d = " 1 8 2 1 3 0 3 6 9 8 "   D a t a T y p e = " S t r i n g " > E n t r y N o C a p t i o n < / E n t r y N o C a p t i o n > + 
+         < E n v i r o n m e n t L a b e l   E l e m e n t T y p e = " P a r a m e t e r "   E l e m e n t I d = " 8 1 8 8 1 6 5 9 0 "   D a t a T y p e = " S t r i n g " > E n v i r o n m e n t L a b e l < / E n v i r o n m e n t L a b e l > + 
+         < L i n e D e s c C a p t i o n   E l e m e n t T y p e = " P a r a m e t e r "   E l e m e n t I d = " 2 0 5 0 8 2 3 4 6 8 "   D a t a T y p e = " S t r i n g " > L i n e D e s c C a p t i o n < / L i n e D e s c C a p t i o n > + 
+         < L i n e N o C a p t i o n   E l e m e n t T y p e = " P a r a m e t e r "   E l e m e n t I d = " 9 0 2 0 1 5 8 3 6 "   D a t a T y p e = " S t r i n g " > L i n e N o C a p t i o n < / L i n e N o C a p t i o n > + 
+         < L i n e T y p e C a p t i o n   E l e m e n t T y p e = " P a r a m e t e r "   E l e m e n t I d = " 1 5 1 5 6 4 8 1 3 3 "   D a t a T y p e = " S t r i n g " > L i n e T y p e C a p t i o n < / L i n e T y p e C a p t i o n > + 
+         < N o O f P e r i o d s C a p t i o n   E l e m e n t T y p e = " P a r a m e t e r "   E l e m e n t I d = " 1 8 2 1 5 5 0 8 4 5 "   D a t a T y p e = " S t r i n g " > N o O f P e r i o d s C a p t i o n < / N o O f P e r i o d s C a p t i o n > + 
+         < N u m O f P e r i o d s C a p t i o n   E l e m e n t T y p e = " P a r a m e t e r "   E l e m e n t I d = " 6 5 8 9 3 7 0 6 8 "   D a t a T y p e = " S t r i n g " > N u m O f P e r i o d s C a p t i o n < / N u m O f P e r i o d s C a p t i o n > + 
+         < P o s t i n g D a t e C a p t i o n   E l e m e n t T y p e = " P a r a m e t e r "   E l e m e n t I d = " 1 2 7 3 0 5 6 1 7 "   D a t a T y p e = " S t r i n g " > P o s t i n g D a t e C a p t i o n < / P o s t i n g D a t e C a p t i o n > + 
+         < R e m A m o u n t D e f C a p t i o n   E l e m e n t T y p e = " P a r a m e t e r "   E l e m e n t I d = " 6 4 3 2 7 5 8 5 8 "   D a t a T y p e = " S t r i n g " > R e m A m o u n t D e f C a p t i o n < / R e m A m o u n t D e f C a p t i o n > + 
+         < R e p o r t N a m e L a b e l   E l e m e n t T y p e = " P a r a m e t e r "   E l e m e n t I d = " 1 0 2 2 2 9 2 9 8 2 "   D a t a T y p e = " S t r i n g " > R e p o r t N a m e L a b e l < / R e p o r t N a m e L a b e l > + 
+         < R u n O n L a b e l   E l e m e n t T y p e = " P a r a m e t e r "   E l e m e n t I d = " 1 1 1 9 0 3 7 5 9 5 "   D a t a T y p e = " S t r i n g " > R u n O n L a b e l < / R u n O n L a b e l > + 
+         < T o t a l A m o u n t D e f C a p t i o n   E l e m e n t T y p e = " P a r a m e t e r "   E l e m e n t I d = " 1 5 7 8 5 0 2 1 6 2 "   D a t a T y p e = " S t r i n g " > T o t a l A m o u n t D e f C a p t i o n < / T o t a l A m o u n t D e f C a p t i o n > + 
+         < U s e r L a b e l   E l e m e n t T y p e = " P a r a m e t e r "   E l e m e n t I d = " 8 4 8 8 1 6 7 9 4 "   D a t a T y p e = " S t r i n g " > U s e r L a b e l < / U s e r L a b e l > + 
+         < V e n d N a m e C a p t i o n   E l e m e n t T y p e = " P a r a m e t e r "   E l e m e n t I d = " 1 8 4 3 0 9 3 6 4 3 "   D a t a T y p e = " S t r i n g " > V e n d N a m e C a p t i o n < / V e n d N a m e C a p t i o n > + 
+         < V e n d N o C a p t i o n   E l e m e n t T y p e = " P a r a m e t e r "   E l e m e n t I d = " 1 4 5 2 2 4 0 7 4 7 "   D a t a T y p e = " S t r i n g " > V e n d N o C a p t i o n < / V e n d N o C a p t i o n > + 
+     < / L a b e l s > + 
+     < T o o l t i p s   / > + 
+     < V e n d o r   E l e m e n t T y p e = " D a t a I t e m "   E l e m e n t I d = " 2 1 1 4 8 2 1 6 7 " > + 
+         < A c c o u n t N o C a p t i o n   E l e m e n t T y p e = " C o l u m n "   E l e m e n t I d = " 4 5 9 9 9 7 5 8 9 "   D a t a T y p e = " L a b e l " > A c c o u n t N o C a p t i o n < / A c c o u n t N o C a p t i o n > + 
+         < A m t R e c o g n i z e d C a p t i o n   E l e m e n t T y p e = " C o l u m n "   E l e m e n t I d = " 5 8 2 8 5 6 6 1 3 "   D a t a T y p e = " L a b e l " > A m t R e c o g n i z e d C a p t i o n < / A m t R e c o g n i z e d C a p t i o n > + 
+         < B a l a n c e A s O f D a t e C a p t i o n   E l e m e n t T y p e = " C o l u m n "   E l e m e n t I d = " 1 8 1 5 3 3 0 6 6 "   D a t a T y p e = " S t r i n g " > B a l a n c e A s O f D a t e C a p t i o n < / B a l a n c e A s O f D a t e C a p t i o n > + 
+         < B a l a n c e A s O f D a t e F i l t e r   E l e m e n t T y p e = " C o l u m n "   E l e m e n t I d = " 1 8 8 0 2 0 7 9 7 2 "   D a t a T y p e = " D a t e " > B a l a n c e A s O f D a t e F i l t e r < / B a l a n c e A s O f D a t e F i l t e r > + 
+         < B a l a n c e C a p t i o n   E l e m e n t T y p e = " C o l u m n "   E l e m e n t I d = " 1 7 1 0 3 0 7 0 2 9 "   D a t a T y p e = " L a b e l " > B a l a n c e C a p t i o n < / B a l a n c e C a p t i o n > + 
+         < C o m p a n y N a m e   E l e m e n t T y p e = " C o l u m n "   E l e m e n t I d = " 1 5 9 5 4 7 7 3 9 5 "   D a t a T y p e = " S t r i n g " > C o m p a n y N a m e < / C o m p a n y N a m e > + 
+         < D e f e r r a l S u m m a r y P u r c h C a p t i o n   E l e m e n t T y p e = " C o l u m n "   E l e m e n t I d = " 9 6 6 4 5 2 9 7 2 "   D a t a T y p e = " L a b e l " > D e f e r r a l S u m m a r y P u r c h C a p t i o n < / D e f e r r a l S u m m a r y P u r c h C a p t i o n > + 
+         < D o c u m e n t C a p t i o n   E l e m e n t T y p e = " C o l u m n "   E l e m e n t I d = " 7 3 5 3 8 4 3 3 2 "   D a t a T y p e = " S t r i n g " > D o c u m e n t C a p t i o n < / D o c u m e n t C a p t i o n > + 
+         < D o c u m e n t F i l t e r   E l e m e n t T y p e = " C o l u m n "   E l e m e n t I d = " 2 0 1 7 2 0 2 7 1 0 "   D a t a T y p e = " T e x t " > D o c u m e n t F i l t e r < / D o c u m e n t F i l t e r > + 
+         < E m p t y S t r i n g   E l e m e n t T y p e = " C o l u m n "   E l e m e n t I d = " 1 3 3 2 8 2 3 9 0 7 "   D a t a T y p e = " S t r i n g " > E m p t y S t r i n g < / E m p t y S t r i n g > + 
+         < G L A c c T a b l e C a p t i o n   E l e m e n t T y p e = " C o l u m n "   E l e m e n t I d = " 4 8 6 9 6 5 6 8 7 "   D a t a T y p e = " S t r i n g " > G L A c c T a b l e C a p t i o n < / G L A c c T a b l e C a p t i o n > + 
+         < G L B a l C a p t i o n   E l e m e n t T y p e = " C o l u m n "   E l e m e n t I d = " 1 2 0 3 1 1 2 7 1 3 "   D a t a T y p e = " L a b e l " > G L B a l C a p t i o n < / G L B a l C a p t i o n > + 
+         < G L F i l t e r   E l e m e n t T y p e = " C o l u m n "   E l e m e n t I d = " 4 3 3 3 0 5 9 8 "   D a t a T y p e = " T e x t " > G L F i l t e r < / G L F i l t e r > + 
+         < P a g e C a p t i o n   E l e m e n t T y p e = " C o l u m n "   E l e m e n t I d = " 1 6 4 5 7 9 0 3 1 2 "   D a t a T y p e = " L a b e l " > P a g e C a p t i o n < / P a g e C a p t i o n > + 
+         < P a g e G r o u p N o   E l e m e n t T y p e = " C o l u m n "   E l e m e n t I d = " 6 4 9 1 8 0 1 4 4 "   D a t a T y p e = " I n t e g e r " > P a g e G r o u p N o < / P a g e G r o u p N o > + 
+         < P e r i o d C a p t i o n   E l e m e n t T y p e = " C o l u m n "   E l e m e n t I d = " 1 4 7 8 2 5 3 4 2 2 "   D a t a T y p e = " L a b e l " > P e r i o d C a p t i o n < / P e r i o d C a p t i o n > + 
+         < R e m A m t D e f C a p t i o n   E l e m e n t T y p e = " C o l u m n "   E l e m e n t I d = " 1 4 1 6 1 9 6 6 6 2 "   D a t a T y p e = " L a b e l " > R e m A m t D e f C a p t i o n < / R e m A m t D e f C a p t i o n > + 
+         < T o t A m t D e f C a p t i o n   E l e m e n t T y p e = " C o l u m n "   E l e m e n t I d = " 1 8 9 9 9 9 0 1 1 5 "   D a t a T y p e = " L a b e l " > T o t A m t D e f C a p t i o n < / T o t A m t D e f C a p t i o n > + 
+         < V e n d o r C a p t i o n   E l e m e n t T y p e = " C o l u m n "   E l e m e n t I d = " 4 2 2 7 0 5 4 5 "   D a t a T y p e = " S t r i n g " > V e n d o r C a p t i o n < / V e n d o r C a p t i o n > + 
+         < P o s t e d _ D e f e r r a l _ H e a d e r   E l e m e n t T y p e = " D a t a I t e m "   E l e m e n t I d = " 1 0 4 2 5 8 3 7 8 8 " > + 
+             < A c c o u n t N a m e   E l e m e n t T y p e = " C o l u m n "   E l e m e n t I d = " 1 7 2 4 8 6 5 1 3 3 "   D a t a T y p e = " T e x t " > A c c o u n t N a m e < / A c c o u n t N a m e > + 
+             < A m o u n t   E l e m e n t T y p e = " C o l u m n "   E l e m e n t I d = " 1 5 1 1 0 9 1 2 7 1 "   D a t a T y p e = " D e c i m a l " > A m o u n t < / A m o u n t > + 
+             < A m t R e c o g n i z e d   E l e m e n t T y p e = " C o l u m n "   E l e m e n t I d = " 1 2 9 8 7 3 6 5 4 7 "   D a t a T y p e = " D e c i m a l " > A m t R e c o g n i z e d < / A m t R e c o g n i z e d > + 
+             < D e f e r r a l A c c o u n t   E l e m e n t T y p e = " C o l u m n "   E l e m e n t I d = " 1 6 2 8 6 0 3 1 5 5 "   D a t a T y p e = " C o d e " > D e f e r r a l A c c o u n t < / D e f e r r a l A c c o u n t > + 
+             < D e f e r r a l S t a r t D a t e   E l e m e n t T y p e = " C o l u m n "   E l e m e n t I d = " 1 6 8 9 5 5 6 7 5 0 "   D a t a T y p e = " S t r i n g " > D e f e r r a l S t a r t D a t e < / D e f e r r a l S t a r t D a t e > + 
+             < D o c u m e n t T y p e   E l e m e n t T y p e = " C o l u m n "   E l e m e n t I d = " 2 0 8 9 7 9 9 8 9 8 "   D a t a T y p e = " I n t e g e r " > D o c u m e n t T y p e < / D o c u m e n t T y p e > + 
+             < D o c u m e n t T y p e S t r i n g   E l e m e n t T y p e = " C o l u m n "   E l e m e n t I d = " 1 1 4 8 3 5 6 4 1 7 "   D a t a T y p e = " T e x t " > D o c u m e n t T y p e S t r i n g < / D o c u m e n t T y p e S t r i n g > + 
+             < D o c u m e n t _ N o   E l e m e n t T y p e = " C o l u m n "   E l e m e n t I d = " 1 2 4 5 9 8 9 3 4 0 "   D a t a T y p e = " C o d e " > D o c u m e n t _ N o < / D o c u m e n t _ N o > + 
+             < D o c u m e n t _ T y p e   E l e m e n t T y p e = " C o l u m n "   E l e m e n t I d = " 7 4 3 6 1 2 2 9 "   D a t a T y p e = " I n t e g e r " > D o c u m e n t _ T y p e < / D o c u m e n t _ T y p e > + 
+             < L i n e D e s c r i p t i o n   E l e m e n t T y p e = " C o l u m n "   E l e m e n t I d = " 6 7 3 6 4 4 5 0 1 "   D a t a T y p e = " T e x t " > L i n e D e s c r i p t i o n < / L i n e D e s c r i p t i o n > + 
+             < L i n e T y p e   E l e m e n t T y p e = " C o l u m n "   E l e m e n t I d = " 1 4 5 0 4 2 2 9 4 1 "   D a t a T y p e = " O p t i o n " > L i n e T y p e < / L i n e T y p e > + 
+             < L i n e _ N o   E l e m e n t T y p e = " C o l u m n "   E l e m e n t I d = " 2 4 7 0 5 6 1 9 5 "   D a t a T y p e = " I n t e g e r " > L i n e _ N o < / L i n e _ N o > + 
+             < N o _ G L A c c   E l e m e n t T y p e = " C o l u m n "   E l e m e n t I d = " 1 3 7 2 6 3 7 1 8 3 "   D a t a T y p e = " C o d e " > N o _ G L A c c < / N o _ G L A c c > + 
+             < N u m O f P e r i o d s   E l e m e n t T y p e = " C o l u m n "   E l e m e n t I d = " 6 5 8 9 3 7 0 6 8 "   D a t a T y p e = " I n t e g e r " > N u m O f P e r i o d s < / N u m O f P e r i o d s > + 
+             < P o s t i n g D a t e   E l e m e n t T y p e = " C o l u m n "   E l e m e n t I d = " 8 8 9 9 5 5 3 3 7 "   D a t a T y p e = " S t r i n g " > P o s t i n g D a t e < / P o s t i n g D a t e > + 
+             < R e m a i n i n g A m t D e f e r r e d   E l e m e n t T y p e = " C o l u m n "   E l e m e n t I d = " 1 2 0 4 7 3 4 1 3 8 "   D a t a T y p e = " D e c i m a l " > R e m a i n i n g A m t D e f e r r e d < / R e m a i n i n g A m t D e f e r r e d > + 
+             < T o t a l A m t D e f e r r e d   E l e m e n t T y p e = " C o l u m n "   E l e m e n t I d = " 1 7 2 0 8 5 5 5 4 8 "   D a t a T y p e = " D e c i m a l " > T o t a l A m t D e f e r r e d < / T o t a l A m t D e f e r r e d > + 
+             < V e n d N o   E l e m e n t T y p e = " C o l u m n "   E l e m e n t I d = " 1 7 8 4 4 3 4 7 7 1 "   D a t a T y p e = " C o d e " > V e n d N o < / V e n d N o > + 
+             < V e n d o r F i l t e r   E l e m e n t T y p e = " C o l u m n "   E l e m e n t I d = " 9 9 6 0 2 4 1 7 5 "   D a t a T y p e = " T e x t " > V e n d o r F i l t e r < / V e n d o r F i l t e r > + 
+             < V e n d o r N a m e   E l e m e n t T y p e = " C o l u m n "   E l e m e n t I d = " 1 3 6 7 7 5 3 5 8 6 "   D a t a T y p e = " T e x t " > V e n d o r N a m e < / V e n d o r N a m e > + 
+         < / P o s t e d _ D e f e r r a l _ H e a d e r > + 
+         < T o t a l s   E l e m e n t T y p e = " D a t a I t e m "   E l e m e n t I d = " 1 8 2 3 9 5 0 0 4 4 " > + 
+             < S u m A m t R e c o g n i z e d   E l e m e n t T y p e = " C o l u m n "   E l e m e n t I d = " 1 8 6 4 9 1 4 0 1 0 "   D a t a T y p e = " D e c i m a l " > S u m A m t R e c o g n i z e d < / S u m A m t R e c o g n i z e d > + 
+             < S u m R e m a i n i n g A m t D e f e r r e d   E l e m e n t T y p e = " C o l u m n "   E l e m e n t I d = " 1 9 7 8 8 6 2 5 9 9 "   D a t a T y p e = " D e c i m a l " > S u m R e m a i n i n g A m t D e f e r r e d < / S u m R e m a i n i n g A m t D e f e r r e d > + 
+             < S u m T o t a l A m t D e f e r r e d   E l e m e n t T y p e = " C o l u m n "   E l e m e n t I d = " 7 6 0 8 9 3 9 7 5 "   D a t a T y p e = " D e c i m a l " > S u m T o t a l A m t D e f e r r e d < / S u m T o t a l A m t D e f e r r e d > + 
+         < / T o t a l s > + 
+     < / V e n d o r > + 
+ < / N a v W o r d R e p o r t X m l P a r t > 
 </file>
 
 <file path=docMetadata/LabelInfo.xml><?xml version="1.0" encoding="utf-8"?>
